--- a/202519360516梁玥新媒体营销.docx
+++ b/202519360516梁玥新媒体营销.docx
@@ -630,7 +630,7 @@
           <w:rFonts w:ascii="宋体" w:hAnsi="宋体" w:eastAsia="宋体"/>
           <w:sz w:val="24"/>
         </w:rPr>
-        <w:t>✨ 溪木源山茶花水乳——敏感肌救星</w:t>
+        <w:t>【溪木源山茶花水乳——敏感肌救星】</w:t>
       </w:r>
     </w:p>
     <w:p>
@@ -654,7 +654,7 @@
           <w:rFonts w:ascii="宋体" w:hAnsi="宋体" w:eastAsia="宋体"/>
           <w:sz w:val="24"/>
         </w:rPr>
-        <w:t>☀️ 柳丝木防晒双CP——通勤户外全搞定</w:t>
+        <w:t>【柳丝木防晒双CP——通勤户外全搞定】</w:t>
       </w:r>
     </w:p>
     <w:p>
@@ -678,7 +678,7 @@
           <w:rFonts w:ascii="宋体" w:hAnsi="宋体" w:eastAsia="宋体"/>
           <w:sz w:val="24"/>
         </w:rPr>
-        <w:t>🧴 BUV小绿泥洁面——油皮本命</w:t>
+        <w:t>【BUV小绿泥洁面——油皮本命】</w:t>
       </w:r>
     </w:p>
     <w:p>
@@ -702,7 +702,7 @@
           <w:rFonts w:ascii="宋体" w:hAnsi="宋体" w:eastAsia="宋体"/>
           <w:sz w:val="24"/>
         </w:rPr>
-        <w:t>🎁 IKUN专属福利</w:t>
+        <w:t>【IKUN专属福利】</w:t>
       </w:r>
     </w:p>
     <w:p>
@@ -1428,7 +1428,7 @@
           <w:rFonts w:ascii="宋体" w:hAnsi="宋体" w:eastAsia="宋体"/>
           <w:sz w:val="24"/>
         </w:rPr>
-        <w:t>主播："拍到的姐妹回来打"拍到了"，我再抽3个粉丝送蔡徐坤签名照！没付款的姐妹抓紧时间，库存还有最后500套，付款成功才算抢到哦！"</w:t>
+        <w:t>主播："拍到的姐妹回来打[拍到了]，我再抽3个粉丝送蔡徐坤签名照！没付款的姐妹抓紧时间，库存还有最后500套，付款成功才算抢到哦！"</w:t>
       </w:r>
     </w:p>
     <w:p>
@@ -1677,7 +1677,7 @@
           <w:rFonts w:ascii="宋体" w:hAnsi="宋体" w:eastAsia="宋体"/>
           <w:sz w:val="24"/>
         </w:rPr>
-        <w:t>🔥 关注@BUV笔薇 + 转发本条微博 + @ 3位好友，我们将抽取：</w:t>
+        <w:t>关注@BUV笔薇 + 转发本条微博 + @ 3位好友，我们将抽取：</w:t>
       </w:r>
     </w:p>
     <w:p>
@@ -1689,7 +1689,7 @@
           <w:rFonts w:ascii="宋体" w:hAnsi="宋体" w:eastAsia="宋体"/>
           <w:sz w:val="24"/>
         </w:rPr>
-        <w:t>【1位】IKUN送：蔡徐坤线下见面会名额1个+全年洁面免费使用权</w:t>
+        <w:t>[1位] IKUN送：蔡徐坤线下见面会名额1个+全年洁面免费使用权</w:t>
       </w:r>
     </w:p>
     <w:p>
@@ -1701,7 +1701,7 @@
           <w:rFonts w:ascii="宋体" w:hAnsi="宋体" w:eastAsia="宋体"/>
           <w:sz w:val="24"/>
         </w:rPr>
-        <w:t>【5位】IKUN送：蔡徐坤亲笔签名照1张+BUV全套产品</w:t>
+        <w:t>[5位] IKUN送：蔡徐坤亲笔签名照1张+BUV全套产品</w:t>
       </w:r>
     </w:p>
     <w:p>
@@ -1713,7 +1713,7 @@
           <w:rFonts w:ascii="宋体" w:hAnsi="宋体" w:eastAsia="宋体"/>
           <w:sz w:val="24"/>
         </w:rPr>
-        <w:t>【50位】IKUN送：蔡徐坤代言明信片套装+BUV小绿泥洁面1支</w:t>
+        <w:t>[50位] IKUN送：蔡徐坤代言明信片套装+BUV小绿泥洁面1支</w:t>
       </w:r>
     </w:p>
     <w:p>
@@ -1725,7 +1725,7 @@
           <w:rFonts w:ascii="宋体" w:hAnsi="宋体" w:eastAsia="宋体"/>
           <w:sz w:val="24"/>
         </w:rPr>
-        <w:t>【100位】IKUN送：蔡徐坤定制周边礼包</w:t>
+        <w:t>[100位] IKUN送：蔡徐坤定制周边礼包</w:t>
       </w:r>
     </w:p>
     <w:p>
@@ -1737,7 +1737,7 @@
           <w:rFonts w:ascii="宋体" w:hAnsi="宋体" w:eastAsia="宋体"/>
           <w:sz w:val="24"/>
         </w:rPr>
-        <w:t>📍 蔡徐坤同款小绿泥洁面已在BUV天猫旗舰店、抖音直播间同步开售，前10000单送蔡徐坤人形立牌，IKUN们冲！</w:t>
+        <w:t>蔡徐坤同款小绿泥洁面已在BUV天猫旗舰店、抖音直播间同步开售，前10000单送蔡徐坤人形立牌，IKUN们冲！</w:t>
       </w:r>
     </w:p>
     <w:p>
@@ -2817,7 +2817,7 @@
           <w:rFonts w:ascii="宋体" w:hAnsi="宋体" w:eastAsia="宋体"/>
           <w:sz w:val="24"/>
         </w:rPr>
-        <w:t>姐妹们！夏天到了是不是一到下午T区就油光满面？😭</w:t>
+        <w:t>姐妹们！夏天到了是不是一到下午T区就油光满面？</w:t>
       </w:r>
     </w:p>
     <w:p>
@@ -2841,7 +2841,7 @@
           <w:rFonts w:ascii="宋体" w:hAnsi="宋体" w:eastAsia="宋体"/>
           <w:sz w:val="24"/>
         </w:rPr>
-        <w:t>✅ 绿泥质地，泡沫绵密，洗的时候感觉毛孔里的油脂都被带走了</w:t>
+        <w:t>绿泥质地，泡沫绵密，洗的时候感觉毛孔里的油脂都被带走了</w:t>
       </w:r>
     </w:p>
     <w:p>
@@ -2853,7 +2853,7 @@
           <w:rFonts w:ascii="宋体" w:hAnsi="宋体" w:eastAsia="宋体"/>
           <w:sz w:val="24"/>
         </w:rPr>
-        <w:t>✅ 洗完完全不紧绷！控油效果真的好，以前中午就油得不行，现在到下午都只有一点点油</w:t>
+        <w:t>洗完完全不紧绷！控油效果真的好，以前中午就油得不行，现在到下午都只有一点点油</w:t>
       </w:r>
     </w:p>
     <w:p>
@@ -2865,7 +2865,7 @@
           <w:rFonts w:ascii="宋体" w:hAnsi="宋体" w:eastAsia="宋体"/>
           <w:sz w:val="24"/>
         </w:rPr>
-        <w:t>✅ 黑头真的少了！坚持用鼻子上的黑头明显淡了</w:t>
+        <w:t>黑头真的少了！坚持用鼻子上的黑头明显淡了</w:t>
       </w:r>
     </w:p>
     <w:p>
@@ -2962,7 +2962,7 @@
           <w:rFonts w:ascii="宋体" w:hAnsi="宋体" w:eastAsia="宋体"/>
           <w:sz w:val="24"/>
         </w:rPr>
-        <w:t>爆款小红书笔记通常具备以下特征：吸睛标题（带emoji、关键词、利益点）、美观封面（高清产品图/对比图/氛围感图片）、真实内容（使用感受、效果对比、优缺点都说）、实用价值（干货教程、购买攻略）、互动引导（结尾提问引导评论）。</w:t>
+        <w:t>爆款小红书笔记通常具备以下特征：吸睛标题（带关键词、利益点）、美观封面（高清产品图/对比图/氛围感图片）、真实内容（使用感受、效果对比、优缺点都说）、实用价值（干货教程、购买攻略）、互动引导（结尾提问引导评论）。</w:t>
       </w:r>
     </w:p>
     <w:p>
@@ -3090,7 +3090,7 @@
           <w:rFonts w:ascii="宋体" w:hAnsi="宋体" w:eastAsia="宋体"/>
           <w:sz w:val="24"/>
         </w:rPr>
-        <w:t>（封面图：蔡徐坤柳丝木代言海报+两支防晒产品摆拍，ins风桌面布置，配文字"蔡徐坤同款防晒！学生党闭眼冲☀️"）</w:t>
+        <w:t>（封面图：蔡徐坤柳丝木代言海报+两支防晒产品摆拍，ins风桌面布置，配文字"蔡徐坤同款防晒！学生党闭眼冲"）</w:t>
       </w:r>
     </w:p>
     <w:p>
@@ -3102,7 +3102,7 @@
           <w:rFonts w:ascii="宋体" w:hAnsi="宋体" w:eastAsia="宋体"/>
           <w:sz w:val="24"/>
         </w:rPr>
-        <w:t>标题：☀️跟风买了蔡徐坤同款防晒！结果出乎意料的好用！</w:t>
+        <w:t>标题：跟风买了蔡徐坤同款防晒！结果出乎意料的好用！</w:t>
       </w:r>
     </w:p>
     <w:p>
@@ -3138,7 +3138,7 @@
           <w:rFonts w:ascii="宋体" w:hAnsi="宋体" w:eastAsia="宋体"/>
           <w:sz w:val="24"/>
         </w:rPr>
-        <w:t>本来是为了坤坤周边买的，结果用了两周发现——真的！好！用！😭</w:t>
+        <w:t>本来是为了坤坤周边买的，结果用了两周发现——真的好！用！</w:t>
       </w:r>
     </w:p>
     <w:p>
@@ -3173,7 +3173,7 @@
           <w:rFonts w:ascii="宋体" w:hAnsi="宋体" w:eastAsia="宋体"/>
           <w:sz w:val="24"/>
         </w:rPr>
-        <w:t>✨ 柳丝木粉胶囊防晒 SPF50+ PA++++</w:t>
+        <w:t>【柳丝木粉胶囊防晒 SPF50+ PA++++】</w:t>
       </w:r>
     </w:p>
     <w:p>
@@ -3185,7 +3185,7 @@
           <w:rFonts w:ascii="宋体" w:hAnsi="宋体" w:eastAsia="宋体"/>
           <w:sz w:val="24"/>
         </w:rPr>
-        <w:t>💰 价格：59元/60g（学生党友好！）</w:t>
+        <w:t>价格：59元/60g（学生党友好！）</w:t>
       </w:r>
     </w:p>
     <w:p>
@@ -3197,7 +3197,7 @@
           <w:rFonts w:ascii="宋体" w:hAnsi="宋体" w:eastAsia="宋体"/>
           <w:sz w:val="24"/>
         </w:rPr>
-        <w:t>🎀 质地：粉色乳液质地，流动性很好，像牛奶一样</w:t>
+        <w:t>质地：粉色乳液质地，流动性很好，像牛奶一样</w:t>
       </w:r>
     </w:p>
     <w:p>
@@ -3209,7 +3209,7 @@
           <w:rFonts w:ascii="宋体" w:hAnsi="宋体" w:eastAsia="宋体"/>
           <w:sz w:val="24"/>
         </w:rPr>
-        <w:t>💧 肤感：推开秒吸收！完全不黏腻！不搓泥！</w:t>
+        <w:t>肤感：推开秒吸收！完全不黏腻！不搓泥！</w:t>
       </w:r>
     </w:p>
     <w:p>
@@ -3221,7 +3221,7 @@
           <w:rFonts w:ascii="宋体" w:hAnsi="宋体" w:eastAsia="宋体"/>
           <w:sz w:val="24"/>
         </w:rPr>
-        <w:t>🎨 提亮效果：有一丢丢自然提亮，不是假白那种，涂完气色很好</w:t>
+        <w:t>提亮效果：有一丢丢自然提亮，不是假白那种，涂完气色很好</w:t>
       </w:r>
     </w:p>
     <w:p>
@@ -3233,7 +3233,7 @@
           <w:rFonts w:ascii="宋体" w:hAnsi="宋体" w:eastAsia="宋体"/>
           <w:sz w:val="24"/>
         </w:rPr>
-        <w:t>👧 适合场景：日常上课、通勤、逛gai，室内多的场景选这款</w:t>
+        <w:t>适合场景：日常上课、通勤、逛街，室内多的场景选这款</w:t>
       </w:r>
     </w:p>
     <w:p>
@@ -3256,7 +3256,7 @@
           <w:rFonts w:ascii="宋体" w:hAnsi="宋体" w:eastAsia="宋体"/>
           <w:sz w:val="24"/>
         </w:rPr>
-        <w:t>✨ 柳丝木光胶囊防晒 SPF50+ PA++++</w:t>
+        <w:t>【柳丝木光胶囊防晒 SPF50+ PA++++】</w:t>
       </w:r>
     </w:p>
     <w:p>
@@ -3268,7 +3268,7 @@
           <w:rFonts w:ascii="宋体" w:hAnsi="宋体" w:eastAsia="宋体"/>
           <w:sz w:val="24"/>
         </w:rPr>
-        <w:t>💰 价格：69元/60g</w:t>
+        <w:t>价格：69元/60g</w:t>
       </w:r>
     </w:p>
     <w:p>
@@ -3280,7 +3280,7 @@
           <w:rFonts w:ascii="宋体" w:hAnsi="宋体" w:eastAsia="宋体"/>
           <w:sz w:val="24"/>
         </w:rPr>
-        <w:t>💧 质地：比粉胶囊稍清爽一点，水感更强</w:t>
+        <w:t>质地：比粉胶囊稍清爽一点，水感更强</w:t>
       </w:r>
     </w:p>
     <w:p>
@@ -3292,7 +3292,7 @@
           <w:rFonts w:ascii="宋体" w:hAnsi="宋体" w:eastAsia="宋体"/>
           <w:sz w:val="24"/>
         </w:rPr>
-        <w:t>🏊 防水防汗：防水力真的可！我去游泳涂了没被晒伤</w:t>
+        <w:t>防水防汗：防水力真的可！我去游泳涂了没被晒伤</w:t>
       </w:r>
     </w:p>
     <w:p>
@@ -3304,7 +3304,7 @@
           <w:rFonts w:ascii="宋体" w:hAnsi="宋体" w:eastAsia="宋体"/>
           <w:sz w:val="24"/>
         </w:rPr>
-        <w:t>🌞 适合场景：户外、军训、旅游、运动选这款</w:t>
+        <w:t>适合场景：户外、军训、旅游、运动选这款</w:t>
       </w:r>
     </w:p>
     <w:p>
@@ -3327,7 +3327,7 @@
           <w:rFonts w:ascii="宋体" w:hAnsi="宋体" w:eastAsia="宋体"/>
           <w:sz w:val="24"/>
         </w:rPr>
-        <w:t>💡 使用感受：</w:t>
+        <w:t>使用感受：</w:t>
       </w:r>
     </w:p>
     <w:p>
@@ -3386,7 +3386,7 @@
           <w:rFonts w:ascii="宋体" w:hAnsi="宋体" w:eastAsia="宋体"/>
           <w:sz w:val="24"/>
         </w:rPr>
-        <w:t>⚠️ 小缺点：</w:t>
+        <w:t>小缺点：</w:t>
       </w:r>
     </w:p>
     <w:p>
@@ -3398,7 +3398,7 @@
           <w:rFonts w:ascii="宋体" w:hAnsi="宋体" w:eastAsia="宋体"/>
           <w:sz w:val="24"/>
         </w:rPr>
-        <w:t>粉胶囊香味有点点重，对香味特别敏感的姐妹慎入～</w:t>
+        <w:t>粉胶囊香味有点点重，对香味特别敏感的姐妹慎入~</w:t>
       </w:r>
     </w:p>
     <w:p>
@@ -3421,7 +3421,7 @@
           <w:rFonts w:ascii="宋体" w:hAnsi="宋体" w:eastAsia="宋体"/>
           <w:sz w:val="24"/>
         </w:rPr>
-        <w:t>📝 总结：</w:t>
+        <w:t>总结：</w:t>
       </w:r>
     </w:p>
     <w:p>
@@ -3433,7 +3433,7 @@
           <w:rFonts w:ascii="宋体" w:hAnsi="宋体" w:eastAsia="宋体"/>
           <w:sz w:val="24"/>
         </w:rPr>
-        <w:t>学生党防晒预算有限的真的可以冲柳丝木！几十块钱这个肤感和防晒力，性价比绝了！IKUN们必须冲，坤坤代言的必须支持！而且周边真的太香了🥰</w:t>
+        <w:t>学生党防晒预算有限的真的可以冲柳丝木！几十块钱这个肤感和防晒力，性价比绝了！IKUN们必须冲，坤坤代言的必须支持！而且周边真的太香了！</w:t>
       </w:r>
     </w:p>
     <w:p>

--- a/202519360516梁玥新媒体营销.docx
+++ b/202519360516梁玥新媒体营销.docx
@@ -357,9 +357,16 @@
           <w:rFonts w:ascii="宋体" w:hAnsi="宋体" w:eastAsia="宋体"/>
           <w:sz w:val="20"/>
         </w:rPr>
-        <w:t>（此处插入图片：蔡徐坤代言三大国货护肤品牌海报合集）</w:t>
-      </w:r>
-    </w:p>
+        <w:t>【请在此处插入图片：蔡徐坤代言三大国货护肤品牌海报合集】</w:t>
+      </w:r>
+    </w:p>
+    <w:p/>
+    <w:p/>
+    <w:p/>
+    <w:p/>
+    <w:p/>
+    <w:p/>
+    <w:p/>
     <w:p/>
     <w:p>
       <w:pPr>
@@ -370,7 +377,40 @@
           <w:rFonts w:ascii="宋体" w:hAnsi="宋体" w:eastAsia="宋体"/>
           <w:sz w:val="20"/>
         </w:rPr>
-        <w:t>（此处插入图片：三大品牌全新媒体运营渠道布局思维导图）</w:t>
+        <w:t>—— 图片结束 ——</w:t>
+      </w:r>
+    </w:p>
+    <w:p/>
+    <w:p>
+      <w:pPr>
+        <w:jc w:val="center"/>
+      </w:pPr>
+      <w:r>
+        <w:rPr>
+          <w:rFonts w:ascii="宋体" w:hAnsi="宋体" w:eastAsia="宋体"/>
+          <w:sz w:val="20"/>
+        </w:rPr>
+        <w:t>【请在此处插入图片：三大品牌全新媒体运营渠道布局思维导图】</w:t>
+      </w:r>
+    </w:p>
+    <w:p/>
+    <w:p/>
+    <w:p/>
+    <w:p/>
+    <w:p/>
+    <w:p/>
+    <w:p/>
+    <w:p/>
+    <w:p>
+      <w:pPr>
+        <w:jc w:val="center"/>
+      </w:pPr>
+      <w:r>
+        <w:rPr>
+          <w:rFonts w:ascii="宋体" w:hAnsi="宋体" w:eastAsia="宋体"/>
+          <w:sz w:val="20"/>
+        </w:rPr>
+        <w:t>—— 图片结束 ——</w:t>
       </w:r>
     </w:p>
     <w:p/>
@@ -536,9 +576,16 @@
           <w:rFonts w:ascii="宋体" w:hAnsi="宋体" w:eastAsia="宋体"/>
           <w:sz w:val="20"/>
         </w:rPr>
-        <w:t>（此处插入图片：溪木源、柳丝木官方公众号主页截图）</w:t>
-      </w:r>
-    </w:p>
+        <w:t>【请在此处插入图片：溪木源/柳丝木官方公众号主页截图】</w:t>
+      </w:r>
+    </w:p>
+    <w:p/>
+    <w:p/>
+    <w:p/>
+    <w:p/>
+    <w:p/>
+    <w:p/>
+    <w:p/>
     <w:p/>
     <w:p>
       <w:pPr>
@@ -549,7 +596,172 @@
           <w:rFonts w:ascii="宋体" w:hAnsi="宋体" w:eastAsia="宋体"/>
           <w:sz w:val="20"/>
         </w:rPr>
-        <w:t>（此处插入图片：品牌微信商城小程序页面截图）</w:t>
+        <w:t>—— 图片结束 ——</w:t>
+      </w:r>
+    </w:p>
+    <w:p/>
+    <w:p>
+      <w:pPr>
+        <w:jc w:val="center"/>
+      </w:pPr>
+      <w:r>
+        <w:rPr>
+          <w:rFonts w:ascii="宋体" w:hAnsi="宋体" w:eastAsia="宋体"/>
+          <w:sz w:val="20"/>
+        </w:rPr>
+        <w:t>【请在此处插入图片：品牌微信公众号蔡徐坤代言菜单栏截图】</w:t>
+      </w:r>
+    </w:p>
+    <w:p/>
+    <w:p/>
+    <w:p/>
+    <w:p/>
+    <w:p/>
+    <w:p/>
+    <w:p/>
+    <w:p/>
+    <w:p>
+      <w:pPr>
+        <w:jc w:val="center"/>
+      </w:pPr>
+      <w:r>
+        <w:rPr>
+          <w:rFonts w:ascii="宋体" w:hAnsi="宋体" w:eastAsia="宋体"/>
+          <w:sz w:val="20"/>
+        </w:rPr>
+        <w:t>—— 图片结束 ——</w:t>
+      </w:r>
+    </w:p>
+    <w:p/>
+    <w:p>
+      <w:pPr>
+        <w:jc w:val="center"/>
+      </w:pPr>
+      <w:r>
+        <w:rPr>
+          <w:rFonts w:ascii="宋体" w:hAnsi="宋体" w:eastAsia="宋体"/>
+          <w:sz w:val="20"/>
+        </w:rPr>
+        <w:t>【请在此处插入图片：微信视频号蔡徐坤代言相关短视频截图】</w:t>
+      </w:r>
+    </w:p>
+    <w:p/>
+    <w:p/>
+    <w:p/>
+    <w:p/>
+    <w:p/>
+    <w:p/>
+    <w:p/>
+    <w:p/>
+    <w:p>
+      <w:pPr>
+        <w:jc w:val="center"/>
+      </w:pPr>
+      <w:r>
+        <w:rPr>
+          <w:rFonts w:ascii="宋体" w:hAnsi="宋体" w:eastAsia="宋体"/>
+          <w:sz w:val="20"/>
+        </w:rPr>
+        <w:t>—— 图片结束 ——</w:t>
+      </w:r>
+    </w:p>
+    <w:p/>
+    <w:p>
+      <w:pPr>
+        <w:jc w:val="center"/>
+      </w:pPr>
+      <w:r>
+        <w:rPr>
+          <w:rFonts w:ascii="宋体" w:hAnsi="宋体" w:eastAsia="宋体"/>
+          <w:sz w:val="20"/>
+        </w:rPr>
+        <w:t>【请在此处插入图片：品牌微信商城小程序首页截图】</w:t>
+      </w:r>
+    </w:p>
+    <w:p/>
+    <w:p/>
+    <w:p/>
+    <w:p/>
+    <w:p/>
+    <w:p/>
+    <w:p/>
+    <w:p/>
+    <w:p>
+      <w:pPr>
+        <w:jc w:val="center"/>
+      </w:pPr>
+      <w:r>
+        <w:rPr>
+          <w:rFonts w:ascii="宋体" w:hAnsi="宋体" w:eastAsia="宋体"/>
+          <w:sz w:val="20"/>
+        </w:rPr>
+        <w:t>—— 图片结束 ——</w:t>
+      </w:r>
+    </w:p>
+    <w:p/>
+    <w:p>
+      <w:pPr>
+        <w:jc w:val="center"/>
+      </w:pPr>
+      <w:r>
+        <w:rPr>
+          <w:rFonts w:ascii="宋体" w:hAnsi="宋体" w:eastAsia="宋体"/>
+          <w:sz w:val="20"/>
+        </w:rPr>
+        <w:t>【请在此处插入图片：小程序蔡徐坤同款产品页面截图】</w:t>
+      </w:r>
+    </w:p>
+    <w:p/>
+    <w:p/>
+    <w:p/>
+    <w:p/>
+    <w:p/>
+    <w:p/>
+    <w:p/>
+    <w:p/>
+    <w:p>
+      <w:pPr>
+        <w:jc w:val="center"/>
+      </w:pPr>
+      <w:r>
+        <w:rPr>
+          <w:rFonts w:ascii="宋体" w:hAnsi="宋体" w:eastAsia="宋体"/>
+          <w:sz w:val="20"/>
+        </w:rPr>
+        <w:t>—— 图片结束 ——</w:t>
+      </w:r>
+    </w:p>
+    <w:p/>
+    <w:p>
+      <w:pPr>
+        <w:jc w:val="center"/>
+      </w:pPr>
+      <w:r>
+        <w:rPr>
+          <w:rFonts w:ascii="宋体" w:hAnsi="宋体" w:eastAsia="宋体"/>
+          <w:sz w:val="20"/>
+        </w:rPr>
+        <w:t>【请在此处插入图片：小程序蔡徐坤周边兑换区截图】</w:t>
+      </w:r>
+    </w:p>
+    <w:p/>
+    <w:p/>
+    <w:p/>
+    <w:p/>
+    <w:p/>
+    <w:p/>
+    <w:p/>
+    <w:p/>
+    <w:p>
+      <w:pPr>
+        <w:jc w:val="center"/>
+      </w:pPr>
+      <w:r>
+        <w:rPr>
+          <w:rFonts w:ascii="宋体" w:hAnsi="宋体" w:eastAsia="宋体"/>
+          <w:sz w:val="20"/>
+        </w:rPr>
+        <w:t>—— 图片结束 ——</w:t>
       </w:r>
     </w:p>
     <w:p/>
@@ -730,6 +942,105 @@
       </w:r>
     </w:p>
     <w:p>
+      <w:pPr>
+        <w:jc w:val="center"/>
+      </w:pPr>
+      <w:r>
+        <w:rPr>
+          <w:rFonts w:ascii="宋体" w:hAnsi="宋体" w:eastAsia="宋体"/>
+          <w:sz w:val="20"/>
+        </w:rPr>
+        <w:t>【请在此处插入图片：公众号推文封面头图设计截图】</w:t>
+      </w:r>
+    </w:p>
+    <w:p/>
+    <w:p/>
+    <w:p/>
+    <w:p/>
+    <w:p/>
+    <w:p/>
+    <w:p/>
+    <w:p/>
+    <w:p>
+      <w:pPr>
+        <w:jc w:val="center"/>
+      </w:pPr>
+      <w:r>
+        <w:rPr>
+          <w:rFonts w:ascii="宋体" w:hAnsi="宋体" w:eastAsia="宋体"/>
+          <w:sz w:val="20"/>
+        </w:rPr>
+        <w:t>—— 图片结束 ——</w:t>
+      </w:r>
+    </w:p>
+    <w:p/>
+    <w:p>
+      <w:pPr>
+        <w:jc w:val="center"/>
+      </w:pPr>
+      <w:r>
+        <w:rPr>
+          <w:rFonts w:ascii="宋体" w:hAnsi="宋体" w:eastAsia="宋体"/>
+          <w:sz w:val="20"/>
+        </w:rPr>
+        <w:t>【请在此处插入图片：公众号推文排版预览截图】</w:t>
+      </w:r>
+    </w:p>
+    <w:p/>
+    <w:p/>
+    <w:p/>
+    <w:p/>
+    <w:p/>
+    <w:p/>
+    <w:p/>
+    <w:p/>
+    <w:p>
+      <w:pPr>
+        <w:jc w:val="center"/>
+      </w:pPr>
+      <w:r>
+        <w:rPr>
+          <w:rFonts w:ascii="宋体" w:hAnsi="宋体" w:eastAsia="宋体"/>
+          <w:sz w:val="20"/>
+        </w:rPr>
+        <w:t>—— 图片结束 ——</w:t>
+      </w:r>
+    </w:p>
+    <w:p/>
+    <w:p>
+      <w:pPr>
+        <w:jc w:val="center"/>
+      </w:pPr>
+      <w:r>
+        <w:rPr>
+          <w:rFonts w:ascii="宋体" w:hAnsi="宋体" w:eastAsia="宋体"/>
+          <w:sz w:val="20"/>
+        </w:rPr>
+        <w:t>【请在此处插入图片：推文文末小程序卡片位置截图】</w:t>
+      </w:r>
+    </w:p>
+    <w:p/>
+    <w:p/>
+    <w:p/>
+    <w:p/>
+    <w:p/>
+    <w:p/>
+    <w:p/>
+    <w:p/>
+    <w:p>
+      <w:pPr>
+        <w:jc w:val="center"/>
+      </w:pPr>
+      <w:r>
+        <w:rPr>
+          <w:rFonts w:ascii="宋体" w:hAnsi="宋体" w:eastAsia="宋体"/>
+          <w:sz w:val="20"/>
+        </w:rPr>
+        <w:t>—— 图片结束 ——</w:t>
+      </w:r>
+    </w:p>
+    <w:p/>
+    <w:p>
       <w:r>
         <w:br w:type="page"/>
       </w:r>
@@ -881,9 +1192,16 @@
           <w:rFonts w:ascii="宋体" w:hAnsi="宋体" w:eastAsia="宋体"/>
           <w:sz w:val="20"/>
         </w:rPr>
-        <w:t>（此处插入图片：溪木源/柳丝木/BUV抖音官方账号主页截图）</w:t>
-      </w:r>
-    </w:p>
+        <w:t>【请在此处插入图片：溪木源/柳丝木/BUV抖音官方账号主页截图】</w:t>
+      </w:r>
+    </w:p>
+    <w:p/>
+    <w:p/>
+    <w:p/>
+    <w:p/>
+    <w:p/>
+    <w:p/>
+    <w:p/>
     <w:p/>
     <w:p>
       <w:pPr>
@@ -894,7 +1212,139 @@
           <w:rFonts w:ascii="宋体" w:hAnsi="宋体" w:eastAsia="宋体"/>
           <w:sz w:val="20"/>
         </w:rPr>
-        <w:t>（此处插入图片：蔡徐坤代言相关爆款短视频截图）</w:t>
+        <w:t>—— 图片结束 ——</w:t>
+      </w:r>
+    </w:p>
+    <w:p/>
+    <w:p>
+      <w:pPr>
+        <w:jc w:val="center"/>
+      </w:pPr>
+      <w:r>
+        <w:rPr>
+          <w:rFonts w:ascii="宋体" w:hAnsi="宋体" w:eastAsia="宋体"/>
+          <w:sz w:val="20"/>
+        </w:rPr>
+        <w:t>【请在此处插入图片：蔡徐坤代言官宣TVC短视频截图】</w:t>
+      </w:r>
+    </w:p>
+    <w:p/>
+    <w:p/>
+    <w:p/>
+    <w:p/>
+    <w:p/>
+    <w:p/>
+    <w:p/>
+    <w:p/>
+    <w:p>
+      <w:pPr>
+        <w:jc w:val="center"/>
+      </w:pPr>
+      <w:r>
+        <w:rPr>
+          <w:rFonts w:ascii="宋体" w:hAnsi="宋体" w:eastAsia="宋体"/>
+          <w:sz w:val="20"/>
+        </w:rPr>
+        <w:t>—— 图片结束 ——</w:t>
+      </w:r>
+    </w:p>
+    <w:p/>
+    <w:p>
+      <w:pPr>
+        <w:jc w:val="center"/>
+      </w:pPr>
+      <w:r>
+        <w:rPr>
+          <w:rFonts w:ascii="宋体" w:hAnsi="宋体" w:eastAsia="宋体"/>
+          <w:sz w:val="20"/>
+        </w:rPr>
+        <w:t>【请在此处插入图片：蔡徐坤同款产品实测类爆款短视频截图】</w:t>
+      </w:r>
+    </w:p>
+    <w:p/>
+    <w:p/>
+    <w:p/>
+    <w:p/>
+    <w:p/>
+    <w:p/>
+    <w:p/>
+    <w:p/>
+    <w:p>
+      <w:pPr>
+        <w:jc w:val="center"/>
+      </w:pPr>
+      <w:r>
+        <w:rPr>
+          <w:rFonts w:ascii="宋体" w:hAnsi="宋体" w:eastAsia="宋体"/>
+          <w:sz w:val="20"/>
+        </w:rPr>
+        <w:t>—— 图片结束 ——</w:t>
+      </w:r>
+    </w:p>
+    <w:p/>
+    <w:p>
+      <w:pPr>
+        <w:jc w:val="center"/>
+      </w:pPr>
+      <w:r>
+        <w:rPr>
+          <w:rFonts w:ascii="宋体" w:hAnsi="宋体" w:eastAsia="宋体"/>
+          <w:sz w:val="20"/>
+        </w:rPr>
+        <w:t>【请在此处插入图片：粉丝二创/卡点变装视频截图】</w:t>
+      </w:r>
+    </w:p>
+    <w:p/>
+    <w:p/>
+    <w:p/>
+    <w:p/>
+    <w:p/>
+    <w:p/>
+    <w:p/>
+    <w:p/>
+    <w:p>
+      <w:pPr>
+        <w:jc w:val="center"/>
+      </w:pPr>
+      <w:r>
+        <w:rPr>
+          <w:rFonts w:ascii="宋体" w:hAnsi="宋体" w:eastAsia="宋体"/>
+          <w:sz w:val="20"/>
+        </w:rPr>
+        <w:t>—— 图片结束 ——</w:t>
+      </w:r>
+    </w:p>
+    <w:p/>
+    <w:p>
+      <w:pPr>
+        <w:jc w:val="center"/>
+      </w:pPr>
+      <w:r>
+        <w:rPr>
+          <w:rFonts w:ascii="宋体" w:hAnsi="宋体" w:eastAsia="宋体"/>
+          <w:sz w:val="20"/>
+        </w:rPr>
+        <w:t>【请在此处插入图片：蔡徐坤直播间切片短视频截图】</w:t>
+      </w:r>
+    </w:p>
+    <w:p/>
+    <w:p/>
+    <w:p/>
+    <w:p/>
+    <w:p/>
+    <w:p/>
+    <w:p/>
+    <w:p/>
+    <w:p>
+      <w:pPr>
+        <w:jc w:val="center"/>
+      </w:pPr>
+      <w:r>
+        <w:rPr>
+          <w:rFonts w:ascii="宋体" w:hAnsi="宋体" w:eastAsia="宋体"/>
+          <w:sz w:val="20"/>
+        </w:rPr>
+        <w:t>—— 图片结束 ——</w:t>
       </w:r>
     </w:p>
     <w:p/>
@@ -1135,6 +1585,171 @@
       </w:r>
     </w:p>
     <w:p>
+      <w:pPr>
+        <w:jc w:val="center"/>
+      </w:pPr>
+      <w:r>
+        <w:rPr>
+          <w:rFonts w:ascii="宋体" w:hAnsi="宋体" w:eastAsia="宋体"/>
+          <w:sz w:val="20"/>
+        </w:rPr>
+        <w:t>【请在此处插入图片：短视频第1镜头（0-3秒钩子）分镜截图】</w:t>
+      </w:r>
+    </w:p>
+    <w:p/>
+    <w:p/>
+    <w:p/>
+    <w:p/>
+    <w:p/>
+    <w:p/>
+    <w:p/>
+    <w:p/>
+    <w:p>
+      <w:pPr>
+        <w:jc w:val="center"/>
+      </w:pPr>
+      <w:r>
+        <w:rPr>
+          <w:rFonts w:ascii="宋体" w:hAnsi="宋体" w:eastAsia="宋体"/>
+          <w:sz w:val="20"/>
+        </w:rPr>
+        <w:t>—— 图片结束 ——</w:t>
+      </w:r>
+    </w:p>
+    <w:p/>
+    <w:p>
+      <w:pPr>
+        <w:jc w:val="center"/>
+      </w:pPr>
+      <w:r>
+        <w:rPr>
+          <w:rFonts w:ascii="宋体" w:hAnsi="宋体" w:eastAsia="宋体"/>
+          <w:sz w:val="20"/>
+        </w:rPr>
+        <w:t>【请在此处插入图片：短视频第2镜头（产品展示）分镜截图】</w:t>
+      </w:r>
+    </w:p>
+    <w:p/>
+    <w:p/>
+    <w:p/>
+    <w:p/>
+    <w:p/>
+    <w:p/>
+    <w:p/>
+    <w:p/>
+    <w:p>
+      <w:pPr>
+        <w:jc w:val="center"/>
+      </w:pPr>
+      <w:r>
+        <w:rPr>
+          <w:rFonts w:ascii="宋体" w:hAnsi="宋体" w:eastAsia="宋体"/>
+          <w:sz w:val="20"/>
+        </w:rPr>
+        <w:t>—— 图片结束 ——</w:t>
+      </w:r>
+    </w:p>
+    <w:p/>
+    <w:p>
+      <w:pPr>
+        <w:jc w:val="center"/>
+      </w:pPr>
+      <w:r>
+        <w:rPr>
+          <w:rFonts w:ascii="宋体" w:hAnsi="宋体" w:eastAsia="宋体"/>
+          <w:sz w:val="20"/>
+        </w:rPr>
+        <w:t>【请在此处插入图片：短视频第3镜头（场景展示）分镜截图】</w:t>
+      </w:r>
+    </w:p>
+    <w:p/>
+    <w:p/>
+    <w:p/>
+    <w:p/>
+    <w:p/>
+    <w:p/>
+    <w:p/>
+    <w:p/>
+    <w:p>
+      <w:pPr>
+        <w:jc w:val="center"/>
+      </w:pPr>
+      <w:r>
+        <w:rPr>
+          <w:rFonts w:ascii="宋体" w:hAnsi="宋体" w:eastAsia="宋体"/>
+          <w:sz w:val="20"/>
+        </w:rPr>
+        <w:t>—— 图片结束 ——</w:t>
+      </w:r>
+    </w:p>
+    <w:p/>
+    <w:p>
+      <w:pPr>
+        <w:jc w:val="center"/>
+      </w:pPr>
+      <w:r>
+        <w:rPr>
+          <w:rFonts w:ascii="宋体" w:hAnsi="宋体" w:eastAsia="宋体"/>
+          <w:sz w:val="20"/>
+        </w:rPr>
+        <w:t>【请在此处插入图片：短视频第4镜头（结尾引导）分镜截图】</w:t>
+      </w:r>
+    </w:p>
+    <w:p/>
+    <w:p/>
+    <w:p/>
+    <w:p/>
+    <w:p/>
+    <w:p/>
+    <w:p/>
+    <w:p/>
+    <w:p>
+      <w:pPr>
+        <w:jc w:val="center"/>
+      </w:pPr>
+      <w:r>
+        <w:rPr>
+          <w:rFonts w:ascii="宋体" w:hAnsi="宋体" w:eastAsia="宋体"/>
+          <w:sz w:val="20"/>
+        </w:rPr>
+        <w:t>—— 图片结束 ——</w:t>
+      </w:r>
+    </w:p>
+    <w:p/>
+    <w:p>
+      <w:pPr>
+        <w:jc w:val="center"/>
+      </w:pPr>
+      <w:r>
+        <w:rPr>
+          <w:rFonts w:ascii="宋体" w:hAnsi="宋体" w:eastAsia="宋体"/>
+          <w:sz w:val="20"/>
+        </w:rPr>
+        <w:t>【请在此处插入图片：短视频评论区置顶评论截图】</w:t>
+      </w:r>
+    </w:p>
+    <w:p/>
+    <w:p/>
+    <w:p/>
+    <w:p/>
+    <w:p/>
+    <w:p/>
+    <w:p/>
+    <w:p/>
+    <w:p>
+      <w:pPr>
+        <w:jc w:val="center"/>
+      </w:pPr>
+      <w:r>
+        <w:rPr>
+          <w:rFonts w:ascii="宋体" w:hAnsi="宋体" w:eastAsia="宋体"/>
+          <w:sz w:val="20"/>
+        </w:rPr>
+        <w:t>—— 图片结束 ——</w:t>
+      </w:r>
+    </w:p>
+    <w:p/>
+    <w:p>
       <w:r>
         <w:br w:type="page"/>
       </w:r>
@@ -1274,9 +1889,16 @@
           <w:rFonts w:ascii="宋体" w:hAnsi="宋体" w:eastAsia="宋体"/>
           <w:sz w:val="20"/>
         </w:rPr>
-        <w:t>（此处插入图片：蔡徐坤空降品牌直播间截图）</w:t>
-      </w:r>
-    </w:p>
+        <w:t>【请在此处插入图片：品牌日常自播间截图（含蔡徐坤背景板/人形立牌）】</w:t>
+      </w:r>
+    </w:p>
+    <w:p/>
+    <w:p/>
+    <w:p/>
+    <w:p/>
+    <w:p/>
+    <w:p/>
+    <w:p/>
     <w:p/>
     <w:p>
       <w:pPr>
@@ -1287,7 +1909,205 @@
           <w:rFonts w:ascii="宋体" w:hAnsi="宋体" w:eastAsia="宋体"/>
           <w:sz w:val="20"/>
         </w:rPr>
-        <w:t>（此处插入图片：直播间产品链接&amp;福利机制截图）</w:t>
+        <w:t>—— 图片结束 ——</w:t>
+      </w:r>
+    </w:p>
+    <w:p/>
+    <w:p>
+      <w:pPr>
+        <w:jc w:val="center"/>
+      </w:pPr>
+      <w:r>
+        <w:rPr>
+          <w:rFonts w:ascii="宋体" w:hAnsi="宋体" w:eastAsia="宋体"/>
+          <w:sz w:val="20"/>
+        </w:rPr>
+        <w:t>【请在此处插入图片：直播预热短视频/预约界面截图】</w:t>
+      </w:r>
+    </w:p>
+    <w:p/>
+    <w:p/>
+    <w:p/>
+    <w:p/>
+    <w:p/>
+    <w:p/>
+    <w:p/>
+    <w:p/>
+    <w:p>
+      <w:pPr>
+        <w:jc w:val="center"/>
+      </w:pPr>
+      <w:r>
+        <w:rPr>
+          <w:rFonts w:ascii="宋体" w:hAnsi="宋体" w:eastAsia="宋体"/>
+          <w:sz w:val="20"/>
+        </w:rPr>
+        <w:t>—— 图片结束 ——</w:t>
+      </w:r>
+    </w:p>
+    <w:p/>
+    <w:p>
+      <w:pPr>
+        <w:jc w:val="center"/>
+      </w:pPr>
+      <w:r>
+        <w:rPr>
+          <w:rFonts w:ascii="宋体" w:hAnsi="宋体" w:eastAsia="宋体"/>
+          <w:sz w:val="20"/>
+        </w:rPr>
+        <w:t>【请在此处插入图片：蔡徐坤空降直播间直播画面截图】</w:t>
+      </w:r>
+    </w:p>
+    <w:p/>
+    <w:p/>
+    <w:p/>
+    <w:p/>
+    <w:p/>
+    <w:p/>
+    <w:p/>
+    <w:p/>
+    <w:p>
+      <w:pPr>
+        <w:jc w:val="center"/>
+      </w:pPr>
+      <w:r>
+        <w:rPr>
+          <w:rFonts w:ascii="宋体" w:hAnsi="宋体" w:eastAsia="宋体"/>
+          <w:sz w:val="20"/>
+        </w:rPr>
+        <w:t>—— 图片结束 ——</w:t>
+      </w:r>
+    </w:p>
+    <w:p/>
+    <w:p>
+      <w:pPr>
+        <w:jc w:val="center"/>
+      </w:pPr>
+      <w:r>
+        <w:rPr>
+          <w:rFonts w:ascii="宋体" w:hAnsi="宋体" w:eastAsia="宋体"/>
+          <w:sz w:val="20"/>
+        </w:rPr>
+        <w:t>【请在此处插入图片：蔡徐坤直播间试用产品截图】</w:t>
+      </w:r>
+    </w:p>
+    <w:p/>
+    <w:p/>
+    <w:p/>
+    <w:p/>
+    <w:p/>
+    <w:p/>
+    <w:p/>
+    <w:p/>
+    <w:p>
+      <w:pPr>
+        <w:jc w:val="center"/>
+      </w:pPr>
+      <w:r>
+        <w:rPr>
+          <w:rFonts w:ascii="宋体" w:hAnsi="宋体" w:eastAsia="宋体"/>
+          <w:sz w:val="20"/>
+        </w:rPr>
+        <w:t>—— 图片结束 ——</w:t>
+      </w:r>
+    </w:p>
+    <w:p/>
+    <w:p>
+      <w:pPr>
+        <w:jc w:val="center"/>
+      </w:pPr>
+      <w:r>
+        <w:rPr>
+          <w:rFonts w:ascii="宋体" w:hAnsi="宋体" w:eastAsia="宋体"/>
+          <w:sz w:val="20"/>
+        </w:rPr>
+        <w:t>【请在此处插入图片：直播间小黄车产品链接截图】</w:t>
+      </w:r>
+    </w:p>
+    <w:p/>
+    <w:p/>
+    <w:p/>
+    <w:p/>
+    <w:p/>
+    <w:p/>
+    <w:p/>
+    <w:p/>
+    <w:p>
+      <w:pPr>
+        <w:jc w:val="center"/>
+      </w:pPr>
+      <w:r>
+        <w:rPr>
+          <w:rFonts w:ascii="宋体" w:hAnsi="宋体" w:eastAsia="宋体"/>
+          <w:sz w:val="20"/>
+        </w:rPr>
+        <w:t>—— 图片结束 ——</w:t>
+      </w:r>
+    </w:p>
+    <w:p/>
+    <w:p>
+      <w:pPr>
+        <w:jc w:val="center"/>
+      </w:pPr>
+      <w:r>
+        <w:rPr>
+          <w:rFonts w:ascii="宋体" w:hAnsi="宋体" w:eastAsia="宋体"/>
+          <w:sz w:val="20"/>
+        </w:rPr>
+        <w:t>【请在此处插入图片：直播间弹幕互动/刷屏截图】</w:t>
+      </w:r>
+    </w:p>
+    <w:p/>
+    <w:p/>
+    <w:p/>
+    <w:p/>
+    <w:p/>
+    <w:p/>
+    <w:p/>
+    <w:p/>
+    <w:p>
+      <w:pPr>
+        <w:jc w:val="center"/>
+      </w:pPr>
+      <w:r>
+        <w:rPr>
+          <w:rFonts w:ascii="宋体" w:hAnsi="宋体" w:eastAsia="宋体"/>
+          <w:sz w:val="20"/>
+        </w:rPr>
+        <w:t>—— 图片结束 ——</w:t>
+      </w:r>
+    </w:p>
+    <w:p/>
+    <w:p>
+      <w:pPr>
+        <w:jc w:val="center"/>
+      </w:pPr>
+      <w:r>
+        <w:rPr>
+          <w:rFonts w:ascii="宋体" w:hAnsi="宋体" w:eastAsia="宋体"/>
+          <w:sz w:val="20"/>
+        </w:rPr>
+        <w:t>【请在此处插入图片：直播间抽奖界面截图】</w:t>
+      </w:r>
+    </w:p>
+    <w:p/>
+    <w:p/>
+    <w:p/>
+    <w:p/>
+    <w:p/>
+    <w:p/>
+    <w:p/>
+    <w:p/>
+    <w:p>
+      <w:pPr>
+        <w:jc w:val="center"/>
+      </w:pPr>
+      <w:r>
+        <w:rPr>
+          <w:rFonts w:ascii="宋体" w:hAnsi="宋体" w:eastAsia="宋体"/>
+          <w:sz w:val="20"/>
+        </w:rPr>
+        <w:t>—— 图片结束 ——</w:t>
       </w:r>
     </w:p>
     <w:p/>
@@ -1456,6 +2276,171 @@
       </w:r>
     </w:p>
     <w:p>
+      <w:pPr>
+        <w:jc w:val="center"/>
+      </w:pPr>
+      <w:r>
+        <w:rPr>
+          <w:rFonts w:ascii="宋体" w:hAnsi="宋体" w:eastAsia="宋体"/>
+          <w:sz w:val="20"/>
+        </w:rPr>
+        <w:t>【请在此处插入图片：直播间开场留人场景模拟截图】</w:t>
+      </w:r>
+    </w:p>
+    <w:p/>
+    <w:p/>
+    <w:p/>
+    <w:p/>
+    <w:p/>
+    <w:p/>
+    <w:p/>
+    <w:p/>
+    <w:p>
+      <w:pPr>
+        <w:jc w:val="center"/>
+      </w:pPr>
+      <w:r>
+        <w:rPr>
+          <w:rFonts w:ascii="宋体" w:hAnsi="宋体" w:eastAsia="宋体"/>
+          <w:sz w:val="20"/>
+        </w:rPr>
+        <w:t>—— 图片结束 ——</w:t>
+      </w:r>
+    </w:p>
+    <w:p/>
+    <w:p>
+      <w:pPr>
+        <w:jc w:val="center"/>
+      </w:pPr>
+      <w:r>
+        <w:rPr>
+          <w:rFonts w:ascii="宋体" w:hAnsi="宋体" w:eastAsia="宋体"/>
+          <w:sz w:val="20"/>
+        </w:rPr>
+        <w:t>【请在此处插入图片：直播间产品质地展示环节截图】</w:t>
+      </w:r>
+    </w:p>
+    <w:p/>
+    <w:p/>
+    <w:p/>
+    <w:p/>
+    <w:p/>
+    <w:p/>
+    <w:p/>
+    <w:p/>
+    <w:p>
+      <w:pPr>
+        <w:jc w:val="center"/>
+      </w:pPr>
+      <w:r>
+        <w:rPr>
+          <w:rFonts w:ascii="宋体" w:hAnsi="宋体" w:eastAsia="宋体"/>
+          <w:sz w:val="20"/>
+        </w:rPr>
+        <w:t>—— 图片结束 ——</w:t>
+      </w:r>
+    </w:p>
+    <w:p/>
+    <w:p>
+      <w:pPr>
+        <w:jc w:val="center"/>
+      </w:pPr>
+      <w:r>
+        <w:rPr>
+          <w:rFonts w:ascii="宋体" w:hAnsi="宋体" w:eastAsia="宋体"/>
+          <w:sz w:val="20"/>
+        </w:rPr>
+        <w:t>【请在此处插入图片：直播间福利政策/赠品展示截图】</w:t>
+      </w:r>
+    </w:p>
+    <w:p/>
+    <w:p/>
+    <w:p/>
+    <w:p/>
+    <w:p/>
+    <w:p/>
+    <w:p/>
+    <w:p/>
+    <w:p>
+      <w:pPr>
+        <w:jc w:val="center"/>
+      </w:pPr>
+      <w:r>
+        <w:rPr>
+          <w:rFonts w:ascii="宋体" w:hAnsi="宋体" w:eastAsia="宋体"/>
+          <w:sz w:val="20"/>
+        </w:rPr>
+        <w:t>—— 图片结束 ——</w:t>
+      </w:r>
+    </w:p>
+    <w:p/>
+    <w:p>
+      <w:pPr>
+        <w:jc w:val="center"/>
+      </w:pPr>
+      <w:r>
+        <w:rPr>
+          <w:rFonts w:ascii="宋体" w:hAnsi="宋体" w:eastAsia="宋体"/>
+          <w:sz w:val="20"/>
+        </w:rPr>
+        <w:t>【请在此处插入图片：小黄车上链接瞬间截图】</w:t>
+      </w:r>
+    </w:p>
+    <w:p/>
+    <w:p/>
+    <w:p/>
+    <w:p/>
+    <w:p/>
+    <w:p/>
+    <w:p/>
+    <w:p/>
+    <w:p>
+      <w:pPr>
+        <w:jc w:val="center"/>
+      </w:pPr>
+      <w:r>
+        <w:rPr>
+          <w:rFonts w:ascii="宋体" w:hAnsi="宋体" w:eastAsia="宋体"/>
+          <w:sz w:val="20"/>
+        </w:rPr>
+        <w:t>—— 图片结束 ——</w:t>
+      </w:r>
+    </w:p>
+    <w:p/>
+    <w:p>
+      <w:pPr>
+        <w:jc w:val="center"/>
+      </w:pPr>
+      <w:r>
+        <w:rPr>
+          <w:rFonts w:ascii="宋体" w:hAnsi="宋体" w:eastAsia="宋体"/>
+          <w:sz w:val="20"/>
+        </w:rPr>
+        <w:t>【请在此处插入图片：直播间抽奖送签名照环节截图】</w:t>
+      </w:r>
+    </w:p>
+    <w:p/>
+    <w:p/>
+    <w:p/>
+    <w:p/>
+    <w:p/>
+    <w:p/>
+    <w:p/>
+    <w:p/>
+    <w:p>
+      <w:pPr>
+        <w:jc w:val="center"/>
+      </w:pPr>
+      <w:r>
+        <w:rPr>
+          <w:rFonts w:ascii="宋体" w:hAnsi="宋体" w:eastAsia="宋体"/>
+          <w:sz w:val="20"/>
+        </w:rPr>
+        <w:t>—— 图片结束 ——</w:t>
+      </w:r>
+    </w:p>
+    <w:p/>
+    <w:p>
       <w:r>
         <w:br w:type="page"/>
       </w:r>
@@ -1595,9 +2580,16 @@
           <w:rFonts w:ascii="宋体" w:hAnsi="宋体" w:eastAsia="宋体"/>
           <w:sz w:val="20"/>
         </w:rPr>
-        <w:t>（此处插入图片：蔡徐坤代言官宣微博截图）</w:t>
-      </w:r>
-    </w:p>
+        <w:t>【请在此处插入图片：蔡徐坤代言官宣微博博文截图】</w:t>
+      </w:r>
+    </w:p>
+    <w:p/>
+    <w:p/>
+    <w:p/>
+    <w:p/>
+    <w:p/>
+    <w:p/>
+    <w:p/>
     <w:p/>
     <w:p>
       <w:pPr>
@@ -1608,7 +2600,238 @@
           <w:rFonts w:ascii="宋体" w:hAnsi="宋体" w:eastAsia="宋体"/>
           <w:sz w:val="20"/>
         </w:rPr>
-        <w:t>（此处插入图片：微博话题页阅读量/讨论量截图）</w:t>
+        <w:t>—— 图片结束 ——</w:t>
+      </w:r>
+    </w:p>
+    <w:p/>
+    <w:p>
+      <w:pPr>
+        <w:jc w:val="center"/>
+      </w:pPr>
+      <w:r>
+        <w:rPr>
+          <w:rFonts w:ascii="宋体" w:hAnsi="宋体" w:eastAsia="宋体"/>
+          <w:sz w:val="20"/>
+        </w:rPr>
+        <w:t>【请在此处插入图片：官宣微博9张精修海报拼图截图】</w:t>
+      </w:r>
+    </w:p>
+    <w:p/>
+    <w:p/>
+    <w:p/>
+    <w:p/>
+    <w:p/>
+    <w:p/>
+    <w:p/>
+    <w:p/>
+    <w:p>
+      <w:pPr>
+        <w:jc w:val="center"/>
+      </w:pPr>
+      <w:r>
+        <w:rPr>
+          <w:rFonts w:ascii="宋体" w:hAnsi="宋体" w:eastAsia="宋体"/>
+          <w:sz w:val="20"/>
+        </w:rPr>
+        <w:t>—— 图片结束 ——</w:t>
+      </w:r>
+    </w:p>
+    <w:p/>
+    <w:p>
+      <w:pPr>
+        <w:jc w:val="center"/>
+      </w:pPr>
+      <w:r>
+        <w:rPr>
+          <w:rFonts w:ascii="宋体" w:hAnsi="宋体" w:eastAsia="宋体"/>
+          <w:sz w:val="20"/>
+        </w:rPr>
+        <w:t>【请在此处插入图片：微博热搜榜上榜截图】</w:t>
+      </w:r>
+    </w:p>
+    <w:p/>
+    <w:p/>
+    <w:p/>
+    <w:p/>
+    <w:p/>
+    <w:p/>
+    <w:p/>
+    <w:p/>
+    <w:p>
+      <w:pPr>
+        <w:jc w:val="center"/>
+      </w:pPr>
+      <w:r>
+        <w:rPr>
+          <w:rFonts w:ascii="宋体" w:hAnsi="宋体" w:eastAsia="宋体"/>
+          <w:sz w:val="20"/>
+        </w:rPr>
+        <w:t>—— 图片结束 ——</w:t>
+      </w:r>
+    </w:p>
+    <w:p/>
+    <w:p>
+      <w:pPr>
+        <w:jc w:val="center"/>
+      </w:pPr>
+      <w:r>
+        <w:rPr>
+          <w:rFonts w:ascii="宋体" w:hAnsi="宋体" w:eastAsia="宋体"/>
+          <w:sz w:val="20"/>
+        </w:rPr>
+        <w:t>【请在此处插入图片：微博主话题页阅读量/讨论量截图】</w:t>
+      </w:r>
+    </w:p>
+    <w:p/>
+    <w:p/>
+    <w:p/>
+    <w:p/>
+    <w:p/>
+    <w:p/>
+    <w:p/>
+    <w:p/>
+    <w:p>
+      <w:pPr>
+        <w:jc w:val="center"/>
+      </w:pPr>
+      <w:r>
+        <w:rPr>
+          <w:rFonts w:ascii="宋体" w:hAnsi="宋体" w:eastAsia="宋体"/>
+          <w:sz w:val="20"/>
+        </w:rPr>
+        <w:t>—— 图片结束 ——</w:t>
+      </w:r>
+    </w:p>
+    <w:p/>
+    <w:p>
+      <w:pPr>
+        <w:jc w:val="center"/>
+      </w:pPr>
+      <w:r>
+        <w:rPr>
+          <w:rFonts w:ascii="宋体" w:hAnsi="宋体" w:eastAsia="宋体"/>
+          <w:sz w:val="20"/>
+        </w:rPr>
+        <w:t>【请在此处插入图片：微博子话题页截图】</w:t>
+      </w:r>
+    </w:p>
+    <w:p/>
+    <w:p/>
+    <w:p/>
+    <w:p/>
+    <w:p/>
+    <w:p/>
+    <w:p/>
+    <w:p/>
+    <w:p>
+      <w:pPr>
+        <w:jc w:val="center"/>
+      </w:pPr>
+      <w:r>
+        <w:rPr>
+          <w:rFonts w:ascii="宋体" w:hAnsi="宋体" w:eastAsia="宋体"/>
+          <w:sz w:val="20"/>
+        </w:rPr>
+        <w:t>—— 图片结束 ——</w:t>
+      </w:r>
+    </w:p>
+    <w:p/>
+    <w:p>
+      <w:pPr>
+        <w:jc w:val="center"/>
+      </w:pPr>
+      <w:r>
+        <w:rPr>
+          <w:rFonts w:ascii="宋体" w:hAnsi="宋体" w:eastAsia="宋体"/>
+          <w:sz w:val="20"/>
+        </w:rPr>
+        <w:t>【请在此处插入图片：蔡徐坤超话社区品牌互动截图】</w:t>
+      </w:r>
+    </w:p>
+    <w:p/>
+    <w:p/>
+    <w:p/>
+    <w:p/>
+    <w:p/>
+    <w:p/>
+    <w:p/>
+    <w:p/>
+    <w:p>
+      <w:pPr>
+        <w:jc w:val="center"/>
+      </w:pPr>
+      <w:r>
+        <w:rPr>
+          <w:rFonts w:ascii="宋体" w:hAnsi="宋体" w:eastAsia="宋体"/>
+          <w:sz w:val="20"/>
+        </w:rPr>
+        <w:t>—— 图片结束 ——</w:t>
+      </w:r>
+    </w:p>
+    <w:p/>
+    <w:p>
+      <w:pPr>
+        <w:jc w:val="center"/>
+      </w:pPr>
+      <w:r>
+        <w:rPr>
+          <w:rFonts w:ascii="宋体" w:hAnsi="宋体" w:eastAsia="宋体"/>
+          <w:sz w:val="20"/>
+        </w:rPr>
+        <w:t>【请在此处插入图片：粉丝后援会转发官宣微博截图】</w:t>
+      </w:r>
+    </w:p>
+    <w:p/>
+    <w:p/>
+    <w:p/>
+    <w:p/>
+    <w:p/>
+    <w:p/>
+    <w:p/>
+    <w:p/>
+    <w:p>
+      <w:pPr>
+        <w:jc w:val="center"/>
+      </w:pPr>
+      <w:r>
+        <w:rPr>
+          <w:rFonts w:ascii="宋体" w:hAnsi="宋体" w:eastAsia="宋体"/>
+          <w:sz w:val="20"/>
+        </w:rPr>
+        <w:t>—— 图片结束 ——</w:t>
+      </w:r>
+    </w:p>
+    <w:p/>
+    <w:p>
+      <w:pPr>
+        <w:jc w:val="center"/>
+      </w:pPr>
+      <w:r>
+        <w:rPr>
+          <w:rFonts w:ascii="宋体" w:hAnsi="宋体" w:eastAsia="宋体"/>
+          <w:sz w:val="20"/>
+        </w:rPr>
+        <w:t>【请在此处插入图片：转发抽奖活动微博截图】</w:t>
+      </w:r>
+    </w:p>
+    <w:p/>
+    <w:p/>
+    <w:p/>
+    <w:p/>
+    <w:p/>
+    <w:p/>
+    <w:p/>
+    <w:p/>
+    <w:p>
+      <w:pPr>
+        <w:jc w:val="center"/>
+      </w:pPr>
+      <w:r>
+        <w:rPr>
+          <w:rFonts w:ascii="宋体" w:hAnsi="宋体" w:eastAsia="宋体"/>
+          <w:sz w:val="20"/>
+        </w:rPr>
+        <w:t>—— 图片结束 ——</w:t>
       </w:r>
     </w:p>
     <w:p/>
@@ -1834,6 +3057,138 @@
       </w:r>
     </w:p>
     <w:p>
+      <w:pPr>
+        <w:jc w:val="center"/>
+      </w:pPr>
+      <w:r>
+        <w:rPr>
+          <w:rFonts w:ascii="宋体" w:hAnsi="宋体" w:eastAsia="宋体"/>
+          <w:sz w:val="20"/>
+        </w:rPr>
+        <w:t>【请在此处插入图片：模拟官宣微博发布截图】</w:t>
+      </w:r>
+    </w:p>
+    <w:p/>
+    <w:p/>
+    <w:p/>
+    <w:p/>
+    <w:p/>
+    <w:p/>
+    <w:p/>
+    <w:p/>
+    <w:p>
+      <w:pPr>
+        <w:jc w:val="center"/>
+      </w:pPr>
+      <w:r>
+        <w:rPr>
+          <w:rFonts w:ascii="宋体" w:hAnsi="宋体" w:eastAsia="宋体"/>
+          <w:sz w:val="20"/>
+        </w:rPr>
+        <w:t>—— 图片结束 ——</w:t>
+      </w:r>
+    </w:p>
+    <w:p/>
+    <w:p>
+      <w:pPr>
+        <w:jc w:val="center"/>
+      </w:pPr>
+      <w:r>
+        <w:rPr>
+          <w:rFonts w:ascii="宋体" w:hAnsi="宋体" w:eastAsia="宋体"/>
+          <w:sz w:val="20"/>
+        </w:rPr>
+        <w:t>【请在此处插入图片：微博文案配图（9张海报）展示截图】</w:t>
+      </w:r>
+    </w:p>
+    <w:p/>
+    <w:p/>
+    <w:p/>
+    <w:p/>
+    <w:p/>
+    <w:p/>
+    <w:p/>
+    <w:p/>
+    <w:p>
+      <w:pPr>
+        <w:jc w:val="center"/>
+      </w:pPr>
+      <w:r>
+        <w:rPr>
+          <w:rFonts w:ascii="宋体" w:hAnsi="宋体" w:eastAsia="宋体"/>
+          <w:sz w:val="20"/>
+        </w:rPr>
+        <w:t>—— 图片结束 ——</w:t>
+      </w:r>
+    </w:p>
+    <w:p/>
+    <w:p>
+      <w:pPr>
+        <w:jc w:val="center"/>
+      </w:pPr>
+      <w:r>
+        <w:rPr>
+          <w:rFonts w:ascii="宋体" w:hAnsi="宋体" w:eastAsia="宋体"/>
+          <w:sz w:val="20"/>
+        </w:rPr>
+        <w:t>【请在此处插入图片：评论区热评/品牌翻牌截图】</w:t>
+      </w:r>
+    </w:p>
+    <w:p/>
+    <w:p/>
+    <w:p/>
+    <w:p/>
+    <w:p/>
+    <w:p/>
+    <w:p/>
+    <w:p/>
+    <w:p>
+      <w:pPr>
+        <w:jc w:val="center"/>
+      </w:pPr>
+      <w:r>
+        <w:rPr>
+          <w:rFonts w:ascii="宋体" w:hAnsi="宋体" w:eastAsia="宋体"/>
+          <w:sz w:val="20"/>
+        </w:rPr>
+        <w:t>—— 图片结束 ——</w:t>
+      </w:r>
+    </w:p>
+    <w:p/>
+    <w:p>
+      <w:pPr>
+        <w:jc w:val="center"/>
+      </w:pPr>
+      <w:r>
+        <w:rPr>
+          <w:rFonts w:ascii="宋体" w:hAnsi="宋体" w:eastAsia="宋体"/>
+          <w:sz w:val="20"/>
+        </w:rPr>
+        <w:t>【请在此处插入图片：粉丝晒单/UGC内容截图】</w:t>
+      </w:r>
+    </w:p>
+    <w:p/>
+    <w:p/>
+    <w:p/>
+    <w:p/>
+    <w:p/>
+    <w:p/>
+    <w:p/>
+    <w:p/>
+    <w:p>
+      <w:pPr>
+        <w:jc w:val="center"/>
+      </w:pPr>
+      <w:r>
+        <w:rPr>
+          <w:rFonts w:ascii="宋体" w:hAnsi="宋体" w:eastAsia="宋体"/>
+          <w:sz w:val="20"/>
+        </w:rPr>
+        <w:t>—— 图片结束 ——</w:t>
+      </w:r>
+    </w:p>
+    <w:p/>
+    <w:p>
       <w:r>
         <w:br w:type="page"/>
       </w:r>
@@ -1985,9 +3340,16 @@
           <w:rFonts w:ascii="宋体" w:hAnsi="宋体" w:eastAsia="宋体"/>
           <w:sz w:val="20"/>
         </w:rPr>
-        <w:t>（此处插入图片：今日头条品牌账号主页截图）</w:t>
-      </w:r>
-    </w:p>
+        <w:t>【请在此处插入图片：品牌今日头条账号主页截图】</w:t>
+      </w:r>
+    </w:p>
+    <w:p/>
+    <w:p/>
+    <w:p/>
+    <w:p/>
+    <w:p/>
+    <w:p/>
+    <w:p/>
     <w:p/>
     <w:p>
       <w:pPr>
@@ -1998,7 +3360,172 @@
           <w:rFonts w:ascii="宋体" w:hAnsi="宋体" w:eastAsia="宋体"/>
           <w:sz w:val="20"/>
         </w:rPr>
-        <w:t>（此处插入图片：蔡徐坤代言相关头条文章截图）</w:t>
+        <w:t>—— 图片结束 ——</w:t>
+      </w:r>
+    </w:p>
+    <w:p/>
+    <w:p>
+      <w:pPr>
+        <w:jc w:val="center"/>
+      </w:pPr>
+      <w:r>
+        <w:rPr>
+          <w:rFonts w:ascii="宋体" w:hAnsi="宋体" w:eastAsia="宋体"/>
+          <w:sz w:val="20"/>
+        </w:rPr>
+        <w:t>【请在此处插入图片：蔡徐坤代言娱乐向软文截图】</w:t>
+      </w:r>
+    </w:p>
+    <w:p/>
+    <w:p/>
+    <w:p/>
+    <w:p/>
+    <w:p/>
+    <w:p/>
+    <w:p/>
+    <w:p/>
+    <w:p>
+      <w:pPr>
+        <w:jc w:val="center"/>
+      </w:pPr>
+      <w:r>
+        <w:rPr>
+          <w:rFonts w:ascii="宋体" w:hAnsi="宋体" w:eastAsia="宋体"/>
+          <w:sz w:val="20"/>
+        </w:rPr>
+        <w:t>—— 图片结束 ——</w:t>
+      </w:r>
+    </w:p>
+    <w:p/>
+    <w:p>
+      <w:pPr>
+        <w:jc w:val="center"/>
+      </w:pPr>
+      <w:r>
+        <w:rPr>
+          <w:rFonts w:ascii="宋体" w:hAnsi="宋体" w:eastAsia="宋体"/>
+          <w:sz w:val="20"/>
+        </w:rPr>
+        <w:t>【请在此处插入图片：护肤科普干货类软文截图】</w:t>
+      </w:r>
+    </w:p>
+    <w:p/>
+    <w:p/>
+    <w:p/>
+    <w:p/>
+    <w:p/>
+    <w:p/>
+    <w:p/>
+    <w:p/>
+    <w:p>
+      <w:pPr>
+        <w:jc w:val="center"/>
+      </w:pPr>
+      <w:r>
+        <w:rPr>
+          <w:rFonts w:ascii="宋体" w:hAnsi="宋体" w:eastAsia="宋体"/>
+          <w:sz w:val="20"/>
+        </w:rPr>
+        <w:t>—— 图片结束 ——</w:t>
+      </w:r>
+    </w:p>
+    <w:p/>
+    <w:p>
+      <w:pPr>
+        <w:jc w:val="center"/>
+      </w:pPr>
+      <w:r>
+        <w:rPr>
+          <w:rFonts w:ascii="宋体" w:hAnsi="宋体" w:eastAsia="宋体"/>
+          <w:sz w:val="20"/>
+        </w:rPr>
+        <w:t>【请在此处插入图片：产品测评对比类软文截图】</w:t>
+      </w:r>
+    </w:p>
+    <w:p/>
+    <w:p/>
+    <w:p/>
+    <w:p/>
+    <w:p/>
+    <w:p/>
+    <w:p/>
+    <w:p/>
+    <w:p>
+      <w:pPr>
+        <w:jc w:val="center"/>
+      </w:pPr>
+      <w:r>
+        <w:rPr>
+          <w:rFonts w:ascii="宋体" w:hAnsi="宋体" w:eastAsia="宋体"/>
+          <w:sz w:val="20"/>
+        </w:rPr>
+        <w:t>—— 图片结束 ——</w:t>
+      </w:r>
+    </w:p>
+    <w:p/>
+    <w:p>
+      <w:pPr>
+        <w:jc w:val="center"/>
+      </w:pPr>
+      <w:r>
+        <w:rPr>
+          <w:rFonts w:ascii="宋体" w:hAnsi="宋体" w:eastAsia="宋体"/>
+          <w:sz w:val="20"/>
+        </w:rPr>
+        <w:t>【请在此处插入图片：今日头条信息流广告展示截图】</w:t>
+      </w:r>
+    </w:p>
+    <w:p/>
+    <w:p/>
+    <w:p/>
+    <w:p/>
+    <w:p/>
+    <w:p/>
+    <w:p/>
+    <w:p/>
+    <w:p>
+      <w:pPr>
+        <w:jc w:val="center"/>
+      </w:pPr>
+      <w:r>
+        <w:rPr>
+          <w:rFonts w:ascii="宋体" w:hAnsi="宋体" w:eastAsia="宋体"/>
+          <w:sz w:val="20"/>
+        </w:rPr>
+        <w:t>—— 图片结束 ——</w:t>
+      </w:r>
+    </w:p>
+    <w:p/>
+    <w:p>
+      <w:pPr>
+        <w:jc w:val="center"/>
+      </w:pPr>
+      <w:r>
+        <w:rPr>
+          <w:rFonts w:ascii="宋体" w:hAnsi="宋体" w:eastAsia="宋体"/>
+          <w:sz w:val="20"/>
+        </w:rPr>
+        <w:t>【请在此处插入图片：悟空问答蔡徐坤同款产品推荐截图】</w:t>
+      </w:r>
+    </w:p>
+    <w:p/>
+    <w:p/>
+    <w:p/>
+    <w:p/>
+    <w:p/>
+    <w:p/>
+    <w:p/>
+    <w:p/>
+    <w:p>
+      <w:pPr>
+        <w:jc w:val="center"/>
+      </w:pPr>
+      <w:r>
+        <w:rPr>
+          <w:rFonts w:ascii="宋体" w:hAnsi="宋体" w:eastAsia="宋体"/>
+          <w:sz w:val="20"/>
+        </w:rPr>
+        <w:t>—— 图片结束 ——</w:t>
       </w:r>
     </w:p>
     <w:p/>
@@ -2287,6 +3814,136 @@
       </w:r>
     </w:p>
     <w:p>
+      <w:pPr>
+        <w:jc w:val="center"/>
+      </w:pPr>
+      <w:r>
+        <w:rPr>
+          <w:rFonts w:ascii="宋体" w:hAnsi="宋体" w:eastAsia="宋体"/>
+          <w:sz w:val="20"/>
+        </w:rPr>
+        <w:t>【请在此处插入图片：今日头条软文标题/封面图截图】</w:t>
+      </w:r>
+    </w:p>
+    <w:p/>
+    <w:p/>
+    <w:p/>
+    <w:p/>
+    <w:p/>
+    <w:p/>
+    <w:p/>
+    <w:p/>
+    <w:p>
+      <w:pPr>
+        <w:jc w:val="center"/>
+      </w:pPr>
+      <w:r>
+        <w:rPr>
+          <w:rFonts w:ascii="宋体" w:hAnsi="宋体" w:eastAsia="宋体"/>
+          <w:sz w:val="20"/>
+        </w:rPr>
+        <w:t>—— 图片结束 ——</w:t>
+      </w:r>
+    </w:p>
+    <w:p/>
+    <w:p>
+      <w:pPr>
+        <w:jc w:val="center"/>
+      </w:pPr>
+      <w:r>
+        <w:rPr>
+          <w:rFonts w:ascii="宋体" w:hAnsi="宋体" w:eastAsia="宋体"/>
+          <w:sz w:val="20"/>
+        </w:rPr>
+        <w:t>【请在此处插入图片：软文开头部分排版截图】</w:t>
+      </w:r>
+    </w:p>
+    <w:p/>
+    <w:p/>
+    <w:p/>
+    <w:p/>
+    <w:p/>
+    <w:p/>
+    <w:p/>
+    <w:p/>
+    <w:p>
+      <w:pPr>
+        <w:jc w:val="center"/>
+      </w:pPr>
+      <w:r>
+        <w:rPr>
+          <w:rFonts w:ascii="宋体" w:hAnsi="宋体" w:eastAsia="宋体"/>
+          <w:sz w:val="20"/>
+        </w:rPr>
+        <w:t>—— 图片结束 ——</w:t>
+      </w:r>
+    </w:p>
+    <w:p/>
+    <w:p>
+      <w:pPr>
+        <w:ind w:firstLine="720"/>
+      </w:pPr>
+      <w:r>
+        <w:rPr>
+          <w:rFonts w:ascii="宋体" w:hAnsi="宋体" w:eastAsia="宋体"/>
+          <w:sz w:val="24"/>
+        </w:rPr>
+        <w:t>【正文表格插入位置】</w:t>
+      </w:r>
+    </w:p>
+    <w:p/>
+    <w:p>
+      <w:pPr>
+        <w:jc w:val="center"/>
+      </w:pPr>
+      <w:r>
+        <w:rPr>
+          <w:rFonts w:ascii="宋体" w:hAnsi="宋体" w:eastAsia="宋体"/>
+          <w:sz w:val="20"/>
+        </w:rPr>
+        <w:t>【请在此处插入：三款产品对比总结表格截图】</w:t>
+      </w:r>
+    </w:p>
+    <w:p/>
+    <w:p/>
+    <w:p/>
+    <w:p/>
+    <w:p/>
+    <w:p/>
+    <w:p>
+      <w:pPr>
+        <w:jc w:val="center"/>
+      </w:pPr>
+      <w:r>
+        <w:rPr>
+          <w:rFonts w:ascii="宋体" w:hAnsi="宋体" w:eastAsia="宋体"/>
+          <w:sz w:val="20"/>
+        </w:rPr>
+        <w:t>【请在此处插入图片：软文结尾福利引导部分截图】</w:t>
+      </w:r>
+    </w:p>
+    <w:p/>
+    <w:p/>
+    <w:p/>
+    <w:p/>
+    <w:p/>
+    <w:p/>
+    <w:p/>
+    <w:p/>
+    <w:p>
+      <w:pPr>
+        <w:jc w:val="center"/>
+      </w:pPr>
+      <w:r>
+        <w:rPr>
+          <w:rFonts w:ascii="宋体" w:hAnsi="宋体" w:eastAsia="宋体"/>
+          <w:sz w:val="20"/>
+        </w:rPr>
+        <w:t>—— 图片结束 ——</w:t>
+      </w:r>
+    </w:p>
+    <w:p/>
+    <w:p>
       <w:r>
         <w:br w:type="page"/>
       </w:r>
@@ -2438,9 +4095,16 @@
           <w:rFonts w:ascii="宋体" w:hAnsi="宋体" w:eastAsia="宋体"/>
           <w:sz w:val="20"/>
         </w:rPr>
-        <w:t>（此处插入图片：蔡徐坤粉丝群聊天界面截图）</w:t>
-      </w:r>
-    </w:p>
+        <w:t>【请在此处插入图片：产品包裹卡/入群引导卡片截图】</w:t>
+      </w:r>
+    </w:p>
+    <w:p/>
+    <w:p/>
+    <w:p/>
+    <w:p/>
+    <w:p/>
+    <w:p/>
+    <w:p/>
     <w:p/>
     <w:p>
       <w:pPr>
@@ -2451,7 +4115,271 @@
           <w:rFonts w:ascii="宋体" w:hAnsi="宋体" w:eastAsia="宋体"/>
           <w:sz w:val="20"/>
         </w:rPr>
-        <w:t>（此处插入图片：群公告/群福利活动截图）</w:t>
+        <w:t>—— 图片结束 ——</w:t>
+      </w:r>
+    </w:p>
+    <w:p/>
+    <w:p>
+      <w:pPr>
+        <w:jc w:val="center"/>
+      </w:pPr>
+      <w:r>
+        <w:rPr>
+          <w:rFonts w:ascii="宋体" w:hAnsi="宋体" w:eastAsia="宋体"/>
+          <w:sz w:val="20"/>
+        </w:rPr>
+        <w:t>【请在此处插入图片：企业微信好友添加界面截图】</w:t>
+      </w:r>
+    </w:p>
+    <w:p/>
+    <w:p/>
+    <w:p/>
+    <w:p/>
+    <w:p/>
+    <w:p/>
+    <w:p/>
+    <w:p/>
+    <w:p>
+      <w:pPr>
+        <w:jc w:val="center"/>
+      </w:pPr>
+      <w:r>
+        <w:rPr>
+          <w:rFonts w:ascii="宋体" w:hAnsi="宋体" w:eastAsia="宋体"/>
+          <w:sz w:val="20"/>
+        </w:rPr>
+        <w:t>—— 图片结束 ——</w:t>
+      </w:r>
+    </w:p>
+    <w:p/>
+    <w:p>
+      <w:pPr>
+        <w:jc w:val="center"/>
+      </w:pPr>
+      <w:r>
+        <w:rPr>
+          <w:rFonts w:ascii="宋体" w:hAnsi="宋体" w:eastAsia="宋体"/>
+          <w:sz w:val="20"/>
+        </w:rPr>
+        <w:t>【请在此处插入图片：社群入群欢迎语/群公告截图】</w:t>
+      </w:r>
+    </w:p>
+    <w:p/>
+    <w:p/>
+    <w:p/>
+    <w:p/>
+    <w:p/>
+    <w:p/>
+    <w:p/>
+    <w:p/>
+    <w:p>
+      <w:pPr>
+        <w:jc w:val="center"/>
+      </w:pPr>
+      <w:r>
+        <w:rPr>
+          <w:rFonts w:ascii="宋体" w:hAnsi="宋体" w:eastAsia="宋体"/>
+          <w:sz w:val="20"/>
+        </w:rPr>
+        <w:t>—— 图片结束 ——</w:t>
+      </w:r>
+    </w:p>
+    <w:p/>
+    <w:p>
+      <w:pPr>
+        <w:jc w:val="center"/>
+      </w:pPr>
+      <w:r>
+        <w:rPr>
+          <w:rFonts w:ascii="宋体" w:hAnsi="宋体" w:eastAsia="宋体"/>
+          <w:sz w:val="20"/>
+        </w:rPr>
+        <w:t>【请在此处插入图片：社群日常蔡徐坤美图分享截图】</w:t>
+      </w:r>
+    </w:p>
+    <w:p/>
+    <w:p/>
+    <w:p/>
+    <w:p/>
+    <w:p/>
+    <w:p/>
+    <w:p/>
+    <w:p/>
+    <w:p>
+      <w:pPr>
+        <w:jc w:val="center"/>
+      </w:pPr>
+      <w:r>
+        <w:rPr>
+          <w:rFonts w:ascii="宋体" w:hAnsi="宋体" w:eastAsia="宋体"/>
+          <w:sz w:val="20"/>
+        </w:rPr>
+        <w:t>—— 图片结束 ——</w:t>
+      </w:r>
+    </w:p>
+    <w:p/>
+    <w:p>
+      <w:pPr>
+        <w:jc w:val="center"/>
+      </w:pPr>
+      <w:r>
+        <w:rPr>
+          <w:rFonts w:ascii="宋体" w:hAnsi="宋体" w:eastAsia="宋体"/>
+          <w:sz w:val="20"/>
+        </w:rPr>
+        <w:t>【请在此处插入图片：社群护肤知识分享截图】</w:t>
+      </w:r>
+    </w:p>
+    <w:p/>
+    <w:p/>
+    <w:p/>
+    <w:p/>
+    <w:p/>
+    <w:p/>
+    <w:p/>
+    <w:p/>
+    <w:p>
+      <w:pPr>
+        <w:jc w:val="center"/>
+      </w:pPr>
+      <w:r>
+        <w:rPr>
+          <w:rFonts w:ascii="宋体" w:hAnsi="宋体" w:eastAsia="宋体"/>
+          <w:sz w:val="20"/>
+        </w:rPr>
+        <w:t>—— 图片结束 ——</w:t>
+      </w:r>
+    </w:p>
+    <w:p/>
+    <w:p>
+      <w:pPr>
+        <w:jc w:val="center"/>
+      </w:pPr>
+      <w:r>
+        <w:rPr>
+          <w:rFonts w:ascii="宋体" w:hAnsi="宋体" w:eastAsia="宋体"/>
+          <w:sz w:val="20"/>
+        </w:rPr>
+        <w:t>【请在此处插入图片：社群每日秒杀/优惠券发放截图】</w:t>
+      </w:r>
+    </w:p>
+    <w:p/>
+    <w:p/>
+    <w:p/>
+    <w:p/>
+    <w:p/>
+    <w:p/>
+    <w:p/>
+    <w:p/>
+    <w:p>
+      <w:pPr>
+        <w:jc w:val="center"/>
+      </w:pPr>
+      <w:r>
+        <w:rPr>
+          <w:rFonts w:ascii="宋体" w:hAnsi="宋体" w:eastAsia="宋体"/>
+          <w:sz w:val="20"/>
+        </w:rPr>
+        <w:t>—— 图片结束 ——</w:t>
+      </w:r>
+    </w:p>
+    <w:p/>
+    <w:p>
+      <w:pPr>
+        <w:jc w:val="center"/>
+      </w:pPr>
+      <w:r>
+        <w:rPr>
+          <w:rFonts w:ascii="宋体" w:hAnsi="宋体" w:eastAsia="宋体"/>
+          <w:sz w:val="20"/>
+        </w:rPr>
+        <w:t>【请在此处插入图片：社群互动问答活动截图】</w:t>
+      </w:r>
+    </w:p>
+    <w:p/>
+    <w:p/>
+    <w:p/>
+    <w:p/>
+    <w:p/>
+    <w:p/>
+    <w:p/>
+    <w:p/>
+    <w:p>
+      <w:pPr>
+        <w:jc w:val="center"/>
+      </w:pPr>
+      <w:r>
+        <w:rPr>
+          <w:rFonts w:ascii="宋体" w:hAnsi="宋体" w:eastAsia="宋体"/>
+          <w:sz w:val="20"/>
+        </w:rPr>
+        <w:t>—— 图片结束 ——</w:t>
+      </w:r>
+    </w:p>
+    <w:p/>
+    <w:p>
+      <w:pPr>
+        <w:jc w:val="center"/>
+      </w:pPr>
+      <w:r>
+        <w:rPr>
+          <w:rFonts w:ascii="宋体" w:hAnsi="宋体" w:eastAsia="宋体"/>
+          <w:sz w:val="20"/>
+        </w:rPr>
+        <w:t>【请在此处插入图片：社群抽奖/福利日活动截图】</w:t>
+      </w:r>
+    </w:p>
+    <w:p/>
+    <w:p/>
+    <w:p/>
+    <w:p/>
+    <w:p/>
+    <w:p/>
+    <w:p/>
+    <w:p/>
+    <w:p>
+      <w:pPr>
+        <w:jc w:val="center"/>
+      </w:pPr>
+      <w:r>
+        <w:rPr>
+          <w:rFonts w:ascii="宋体" w:hAnsi="宋体" w:eastAsia="宋体"/>
+          <w:sz w:val="20"/>
+        </w:rPr>
+        <w:t>—— 图片结束 ——</w:t>
+      </w:r>
+    </w:p>
+    <w:p/>
+    <w:p>
+      <w:pPr>
+        <w:jc w:val="center"/>
+      </w:pPr>
+      <w:r>
+        <w:rPr>
+          <w:rFonts w:ascii="宋体" w:hAnsi="宋体" w:eastAsia="宋体"/>
+          <w:sz w:val="20"/>
+        </w:rPr>
+        <w:t>【请在此处插入图片：社群群友晒单/交流截图】</w:t>
+      </w:r>
+    </w:p>
+    <w:p/>
+    <w:p/>
+    <w:p/>
+    <w:p/>
+    <w:p/>
+    <w:p/>
+    <w:p/>
+    <w:p/>
+    <w:p>
+      <w:pPr>
+        <w:jc w:val="center"/>
+      </w:pPr>
+      <w:r>
+        <w:rPr>
+          <w:rFonts w:ascii="宋体" w:hAnsi="宋体" w:eastAsia="宋体"/>
+          <w:sz w:val="20"/>
+        </w:rPr>
+        <w:t>—— 图片结束 ——</w:t>
       </w:r>
     </w:p>
     <w:p/>
@@ -2905,6 +4833,171 @@
       </w:r>
     </w:p>
     <w:p>
+      <w:pPr>
+        <w:jc w:val="center"/>
+      </w:pPr>
+      <w:r>
+        <w:rPr>
+          <w:rFonts w:ascii="宋体" w:hAnsi="宋体" w:eastAsia="宋体"/>
+          <w:sz w:val="20"/>
+        </w:rPr>
+        <w:t>【请在此处插入图片：社群周一美图分享模拟截图】</w:t>
+      </w:r>
+    </w:p>
+    <w:p/>
+    <w:p/>
+    <w:p/>
+    <w:p/>
+    <w:p/>
+    <w:p/>
+    <w:p/>
+    <w:p/>
+    <w:p>
+      <w:pPr>
+        <w:jc w:val="center"/>
+      </w:pPr>
+      <w:r>
+        <w:rPr>
+          <w:rFonts w:ascii="宋体" w:hAnsi="宋体" w:eastAsia="宋体"/>
+          <w:sz w:val="20"/>
+        </w:rPr>
+        <w:t>—— 图片结束 ——</w:t>
+      </w:r>
+    </w:p>
+    <w:p/>
+    <w:p>
+      <w:pPr>
+        <w:jc w:val="center"/>
+      </w:pPr>
+      <w:r>
+        <w:rPr>
+          <w:rFonts w:ascii="宋体" w:hAnsi="宋体" w:eastAsia="宋体"/>
+          <w:sz w:val="20"/>
+        </w:rPr>
+        <w:t>【请在此处插入图片：社群周二产品种草+秒杀截图】</w:t>
+      </w:r>
+    </w:p>
+    <w:p/>
+    <w:p/>
+    <w:p/>
+    <w:p/>
+    <w:p/>
+    <w:p/>
+    <w:p/>
+    <w:p/>
+    <w:p>
+      <w:pPr>
+        <w:jc w:val="center"/>
+      </w:pPr>
+      <w:r>
+        <w:rPr>
+          <w:rFonts w:ascii="宋体" w:hAnsi="宋体" w:eastAsia="宋体"/>
+          <w:sz w:val="20"/>
+        </w:rPr>
+        <w:t>—— 图片结束 ——</w:t>
+      </w:r>
+    </w:p>
+    <w:p/>
+    <w:p>
+      <w:pPr>
+        <w:jc w:val="center"/>
+      </w:pPr>
+      <w:r>
+        <w:rPr>
+          <w:rFonts w:ascii="宋体" w:hAnsi="宋体" w:eastAsia="宋体"/>
+          <w:sz w:val="20"/>
+        </w:rPr>
+        <w:t>【请在此处插入图片：社群周三问答互动截图】</w:t>
+      </w:r>
+    </w:p>
+    <w:p/>
+    <w:p/>
+    <w:p/>
+    <w:p/>
+    <w:p/>
+    <w:p/>
+    <w:p/>
+    <w:p/>
+    <w:p>
+      <w:pPr>
+        <w:jc w:val="center"/>
+      </w:pPr>
+      <w:r>
+        <w:rPr>
+          <w:rFonts w:ascii="宋体" w:hAnsi="宋体" w:eastAsia="宋体"/>
+          <w:sz w:val="20"/>
+        </w:rPr>
+        <w:t>—— 图片结束 ——</w:t>
+      </w:r>
+    </w:p>
+    <w:p/>
+    <w:p>
+      <w:pPr>
+        <w:jc w:val="center"/>
+      </w:pPr>
+      <w:r>
+        <w:rPr>
+          <w:rFonts w:ascii="宋体" w:hAnsi="宋体" w:eastAsia="宋体"/>
+          <w:sz w:val="20"/>
+        </w:rPr>
+        <w:t>【请在此处插入图片：社群周五福利日抽奖截图】</w:t>
+      </w:r>
+    </w:p>
+    <w:p/>
+    <w:p/>
+    <w:p/>
+    <w:p/>
+    <w:p/>
+    <w:p/>
+    <w:p/>
+    <w:p/>
+    <w:p>
+      <w:pPr>
+        <w:jc w:val="center"/>
+      </w:pPr>
+      <w:r>
+        <w:rPr>
+          <w:rFonts w:ascii="宋体" w:hAnsi="宋体" w:eastAsia="宋体"/>
+          <w:sz w:val="20"/>
+        </w:rPr>
+        <w:t>—— 图片结束 ——</w:t>
+      </w:r>
+    </w:p>
+    <w:p/>
+    <w:p>
+      <w:pPr>
+        <w:jc w:val="center"/>
+      </w:pPr>
+      <w:r>
+        <w:rPr>
+          <w:rFonts w:ascii="宋体" w:hAnsi="宋体" w:eastAsia="宋体"/>
+          <w:sz w:val="20"/>
+        </w:rPr>
+        <w:t>【请在此处插入图片：社群种草文案+配图模拟截图】</w:t>
+      </w:r>
+    </w:p>
+    <w:p/>
+    <w:p/>
+    <w:p/>
+    <w:p/>
+    <w:p/>
+    <w:p/>
+    <w:p/>
+    <w:p/>
+    <w:p>
+      <w:pPr>
+        <w:jc w:val="center"/>
+      </w:pPr>
+      <w:r>
+        <w:rPr>
+          <w:rFonts w:ascii="宋体" w:hAnsi="宋体" w:eastAsia="宋体"/>
+          <w:sz w:val="20"/>
+        </w:rPr>
+        <w:t>—— 图片结束 ——</w:t>
+      </w:r>
+    </w:p>
+    <w:p/>
+    <w:p>
       <w:r>
         <w:br w:type="page"/>
       </w:r>
@@ -3044,9 +5137,16 @@
           <w:rFonts w:ascii="宋体" w:hAnsi="宋体" w:eastAsia="宋体"/>
           <w:sz w:val="20"/>
         </w:rPr>
-        <w:t>（此处插入图片：小红书搜索"蔡徐坤同款护肤品"结果页截图）</w:t>
-      </w:r>
-    </w:p>
+        <w:t>【请在此处插入图片：小红书搜索"蔡徐坤同款护肤品"结果页截图】</w:t>
+      </w:r>
+    </w:p>
+    <w:p/>
+    <w:p/>
+    <w:p/>
+    <w:p/>
+    <w:p/>
+    <w:p/>
+    <w:p/>
     <w:p/>
     <w:p>
       <w:pPr>
@@ -3057,7 +5157,205 @@
           <w:rFonts w:ascii="宋体" w:hAnsi="宋体" w:eastAsia="宋体"/>
           <w:sz w:val="20"/>
         </w:rPr>
-        <w:t>（此处插入图片：蔡徐坤同款爆款笔记示例截图）</w:t>
+        <w:t>—— 图片结束 ——</w:t>
+      </w:r>
+    </w:p>
+    <w:p/>
+    <w:p>
+      <w:pPr>
+        <w:jc w:val="center"/>
+      </w:pPr>
+      <w:r>
+        <w:rPr>
+          <w:rFonts w:ascii="宋体" w:hAnsi="宋体" w:eastAsia="宋体"/>
+          <w:sz w:val="20"/>
+        </w:rPr>
+        <w:t>【请在此处插入图片：小红书头部KOL测评笔记截图】</w:t>
+      </w:r>
+    </w:p>
+    <w:p/>
+    <w:p/>
+    <w:p/>
+    <w:p/>
+    <w:p/>
+    <w:p/>
+    <w:p/>
+    <w:p/>
+    <w:p>
+      <w:pPr>
+        <w:jc w:val="center"/>
+      </w:pPr>
+      <w:r>
+        <w:rPr>
+          <w:rFonts w:ascii="宋体" w:hAnsi="宋体" w:eastAsia="宋体"/>
+          <w:sz w:val="20"/>
+        </w:rPr>
+        <w:t>—— 图片结束 ——</w:t>
+      </w:r>
+    </w:p>
+    <w:p/>
+    <w:p>
+      <w:pPr>
+        <w:jc w:val="center"/>
+      </w:pPr>
+      <w:r>
+        <w:rPr>
+          <w:rFonts w:ascii="宋体" w:hAnsi="宋体" w:eastAsia="宋体"/>
+          <w:sz w:val="20"/>
+        </w:rPr>
+        <w:t>【请在此处插入图片：小红书腰部博主真实体验笔记截图】</w:t>
+      </w:r>
+    </w:p>
+    <w:p/>
+    <w:p/>
+    <w:p/>
+    <w:p/>
+    <w:p/>
+    <w:p/>
+    <w:p/>
+    <w:p/>
+    <w:p>
+      <w:pPr>
+        <w:jc w:val="center"/>
+      </w:pPr>
+      <w:r>
+        <w:rPr>
+          <w:rFonts w:ascii="宋体" w:hAnsi="宋体" w:eastAsia="宋体"/>
+          <w:sz w:val="20"/>
+        </w:rPr>
+        <w:t>—— 图片结束 ——</w:t>
+      </w:r>
+    </w:p>
+    <w:p/>
+    <w:p>
+      <w:pPr>
+        <w:jc w:val="center"/>
+      </w:pPr>
+      <w:r>
+        <w:rPr>
+          <w:rFonts w:ascii="宋体" w:hAnsi="宋体" w:eastAsia="宋体"/>
+          <w:sz w:val="20"/>
+        </w:rPr>
+        <w:t>【请在此处插入图片：小红书素人KOC开箱晒单笔记截图】</w:t>
+      </w:r>
+    </w:p>
+    <w:p/>
+    <w:p/>
+    <w:p/>
+    <w:p/>
+    <w:p/>
+    <w:p/>
+    <w:p/>
+    <w:p/>
+    <w:p>
+      <w:pPr>
+        <w:jc w:val="center"/>
+      </w:pPr>
+      <w:r>
+        <w:rPr>
+          <w:rFonts w:ascii="宋体" w:hAnsi="宋体" w:eastAsia="宋体"/>
+          <w:sz w:val="20"/>
+        </w:rPr>
+        <w:t>—— 图片结束 ——</w:t>
+      </w:r>
+    </w:p>
+    <w:p/>
+    <w:p>
+      <w:pPr>
+        <w:jc w:val="center"/>
+      </w:pPr>
+      <w:r>
+        <w:rPr>
+          <w:rFonts w:ascii="宋体" w:hAnsi="宋体" w:eastAsia="宋体"/>
+          <w:sz w:val="20"/>
+        </w:rPr>
+        <w:t>【请在此处插入图片：蔡徐坤同款周边合集笔记截图】</w:t>
+      </w:r>
+    </w:p>
+    <w:p/>
+    <w:p/>
+    <w:p/>
+    <w:p/>
+    <w:p/>
+    <w:p/>
+    <w:p/>
+    <w:p/>
+    <w:p>
+      <w:pPr>
+        <w:jc w:val="center"/>
+      </w:pPr>
+      <w:r>
+        <w:rPr>
+          <w:rFonts w:ascii="宋体" w:hAnsi="宋体" w:eastAsia="宋体"/>
+          <w:sz w:val="20"/>
+        </w:rPr>
+        <w:t>—— 图片结束 ——</w:t>
+      </w:r>
+    </w:p>
+    <w:p/>
+    <w:p>
+      <w:pPr>
+        <w:jc w:val="center"/>
+      </w:pPr>
+      <w:r>
+        <w:rPr>
+          <w:rFonts w:ascii="宋体" w:hAnsi="宋体" w:eastAsia="宋体"/>
+          <w:sz w:val="20"/>
+        </w:rPr>
+        <w:t>【请在此处插入图片：小红书笔记评论区真实互动截图】</w:t>
+      </w:r>
+    </w:p>
+    <w:p/>
+    <w:p/>
+    <w:p/>
+    <w:p/>
+    <w:p/>
+    <w:p/>
+    <w:p/>
+    <w:p/>
+    <w:p>
+      <w:pPr>
+        <w:jc w:val="center"/>
+      </w:pPr>
+      <w:r>
+        <w:rPr>
+          <w:rFonts w:ascii="宋体" w:hAnsi="宋体" w:eastAsia="宋体"/>
+          <w:sz w:val="20"/>
+        </w:rPr>
+        <w:t>—— 图片结束 ——</w:t>
+      </w:r>
+    </w:p>
+    <w:p/>
+    <w:p>
+      <w:pPr>
+        <w:jc w:val="center"/>
+      </w:pPr>
+      <w:r>
+        <w:rPr>
+          <w:rFonts w:ascii="宋体" w:hAnsi="宋体" w:eastAsia="宋体"/>
+          <w:sz w:val="20"/>
+        </w:rPr>
+        <w:t>【请在此处插入图片：小红书薯条/信息流广告投放截图】</w:t>
+      </w:r>
+    </w:p>
+    <w:p/>
+    <w:p/>
+    <w:p/>
+    <w:p/>
+    <w:p/>
+    <w:p/>
+    <w:p/>
+    <w:p/>
+    <w:p>
+      <w:pPr>
+        <w:jc w:val="center"/>
+      </w:pPr>
+      <w:r>
+        <w:rPr>
+          <w:rFonts w:ascii="宋体" w:hAnsi="宋体" w:eastAsia="宋体"/>
+          <w:sz w:val="20"/>
+        </w:rPr>
+        <w:t>—— 图片结束 ——</w:t>
       </w:r>
     </w:p>
     <w:p/>
@@ -3564,6 +5862,174 @@
       </w:r>
     </w:p>
     <w:p>
+      <w:pPr>
+        <w:jc w:val="center"/>
+      </w:pPr>
+      <w:r>
+        <w:rPr>
+          <w:rFonts w:ascii="宋体" w:hAnsi="宋体" w:eastAsia="宋体"/>
+          <w:sz w:val="20"/>
+        </w:rPr>
+        <w:t>【请在此处插入图片：小红书笔记封面图设计截图】</w:t>
+      </w:r>
+    </w:p>
+    <w:p/>
+    <w:p/>
+    <w:p/>
+    <w:p/>
+    <w:p/>
+    <w:p/>
+    <w:p/>
+    <w:p/>
+    <w:p>
+      <w:pPr>
+        <w:jc w:val="center"/>
+      </w:pPr>
+      <w:r>
+        <w:rPr>
+          <w:rFonts w:ascii="宋体" w:hAnsi="宋体" w:eastAsia="宋体"/>
+          <w:sz w:val="20"/>
+        </w:rPr>
+        <w:t>—— 图片结束 ——</w:t>
+      </w:r>
+    </w:p>
+    <w:p/>
+    <w:p>
+      <w:pPr>
+        <w:ind w:firstLine="720"/>
+      </w:pPr>
+      <w:r>
+        <w:rPr>
+          <w:rFonts w:ascii="宋体" w:hAnsi="宋体" w:eastAsia="宋体"/>
+          <w:sz w:val="24"/>
+        </w:rPr>
+        <w:t>【配图位置】</w:t>
+      </w:r>
+    </w:p>
+    <w:p>
+      <w:pPr>
+        <w:jc w:val="center"/>
+      </w:pPr>
+      <w:r>
+        <w:rPr>
+          <w:rFonts w:ascii="宋体" w:hAnsi="宋体" w:eastAsia="宋体"/>
+          <w:sz w:val="20"/>
+        </w:rPr>
+        <w:t>【请在此处插入：小红书笔记5张配图（产品展示/质地对比/周边合集/订单截图）】</w:t>
+      </w:r>
+    </w:p>
+    <w:p/>
+    <w:p/>
+    <w:p/>
+    <w:p/>
+    <w:p/>
+    <w:p/>
+    <w:p/>
+    <w:p/>
+    <w:p/>
+    <w:p/>
+    <w:p/>
+    <w:p/>
+    <w:p>
+      <w:pPr>
+        <w:jc w:val="center"/>
+      </w:pPr>
+      <w:r>
+        <w:rPr>
+          <w:rFonts w:ascii="宋体" w:hAnsi="宋体" w:eastAsia="宋体"/>
+          <w:sz w:val="20"/>
+        </w:rPr>
+        <w:t>【请在此处插入图片：小红书笔记正文排版预览截图】</w:t>
+      </w:r>
+    </w:p>
+    <w:p/>
+    <w:p/>
+    <w:p/>
+    <w:p/>
+    <w:p/>
+    <w:p/>
+    <w:p/>
+    <w:p/>
+    <w:p>
+      <w:pPr>
+        <w:jc w:val="center"/>
+      </w:pPr>
+      <w:r>
+        <w:rPr>
+          <w:rFonts w:ascii="宋体" w:hAnsi="宋体" w:eastAsia="宋体"/>
+          <w:sz w:val="20"/>
+        </w:rPr>
+        <w:t>—— 图片结束 ——</w:t>
+      </w:r>
+    </w:p>
+    <w:p/>
+    <w:p>
+      <w:pPr>
+        <w:jc w:val="center"/>
+      </w:pPr>
+      <w:r>
+        <w:rPr>
+          <w:rFonts w:ascii="宋体" w:hAnsi="宋体" w:eastAsia="宋体"/>
+          <w:sz w:val="20"/>
+        </w:rPr>
+        <w:t>【请在此处插入图片：小红书笔记标签截图】</w:t>
+      </w:r>
+    </w:p>
+    <w:p/>
+    <w:p/>
+    <w:p/>
+    <w:p/>
+    <w:p/>
+    <w:p/>
+    <w:p/>
+    <w:p/>
+    <w:p>
+      <w:pPr>
+        <w:jc w:val="center"/>
+      </w:pPr>
+      <w:r>
+        <w:rPr>
+          <w:rFonts w:ascii="宋体" w:hAnsi="宋体" w:eastAsia="宋体"/>
+          <w:sz w:val="20"/>
+        </w:rPr>
+        <w:t>—— 图片结束 ——</w:t>
+      </w:r>
+    </w:p>
+    <w:p/>
+    <w:p>
+      <w:pPr>
+        <w:jc w:val="center"/>
+      </w:pPr>
+      <w:r>
+        <w:rPr>
+          <w:rFonts w:ascii="宋体" w:hAnsi="宋体" w:eastAsia="宋体"/>
+          <w:sz w:val="20"/>
+        </w:rPr>
+        <w:t>【请在此处插入图片：评论区预埋评论互动截图】</w:t>
+      </w:r>
+    </w:p>
+    <w:p/>
+    <w:p/>
+    <w:p/>
+    <w:p/>
+    <w:p/>
+    <w:p/>
+    <w:p/>
+    <w:p/>
+    <w:p>
+      <w:pPr>
+        <w:jc w:val="center"/>
+      </w:pPr>
+      <w:r>
+        <w:rPr>
+          <w:rFonts w:ascii="宋体" w:hAnsi="宋体" w:eastAsia="宋体"/>
+          <w:sz w:val="20"/>
+        </w:rPr>
+        <w:t>—— 图片结束 ——</w:t>
+      </w:r>
+    </w:p>
+    <w:p/>
+    <w:p>
       <w:r>
         <w:br w:type="page"/>
       </w:r>
@@ -3661,6 +6127,138 @@
       </w:r>
     </w:p>
     <w:p>
+      <w:pPr>
+        <w:jc w:val="center"/>
+      </w:pPr>
+      <w:r>
+        <w:rPr>
+          <w:rFonts w:ascii="宋体" w:hAnsi="宋体" w:eastAsia="宋体"/>
+          <w:sz w:val="20"/>
+        </w:rPr>
+        <w:t>【请在此处插入图片：剪映软件操作界面截图】</w:t>
+      </w:r>
+    </w:p>
+    <w:p/>
+    <w:p/>
+    <w:p/>
+    <w:p/>
+    <w:p/>
+    <w:p/>
+    <w:p/>
+    <w:p/>
+    <w:p>
+      <w:pPr>
+        <w:jc w:val="center"/>
+      </w:pPr>
+      <w:r>
+        <w:rPr>
+          <w:rFonts w:ascii="宋体" w:hAnsi="宋体" w:eastAsia="宋体"/>
+          <w:sz w:val="20"/>
+        </w:rPr>
+        <w:t>—— 图片结束 ——</w:t>
+      </w:r>
+    </w:p>
+    <w:p/>
+    <w:p>
+      <w:pPr>
+        <w:jc w:val="center"/>
+      </w:pPr>
+      <w:r>
+        <w:rPr>
+          <w:rFonts w:ascii="宋体" w:hAnsi="宋体" w:eastAsia="宋体"/>
+          <w:sz w:val="20"/>
+        </w:rPr>
+        <w:t>【请在此处插入图片：醒图/美图秀秀修图界面截图】</w:t>
+      </w:r>
+    </w:p>
+    <w:p/>
+    <w:p/>
+    <w:p/>
+    <w:p/>
+    <w:p/>
+    <w:p/>
+    <w:p/>
+    <w:p/>
+    <w:p>
+      <w:pPr>
+        <w:jc w:val="center"/>
+      </w:pPr>
+      <w:r>
+        <w:rPr>
+          <w:rFonts w:ascii="宋体" w:hAnsi="宋体" w:eastAsia="宋体"/>
+          <w:sz w:val="20"/>
+        </w:rPr>
+        <w:t>—— 图片结束 ——</w:t>
+      </w:r>
+    </w:p>
+    <w:p/>
+    <w:p>
+      <w:pPr>
+        <w:jc w:val="center"/>
+      </w:pPr>
+      <w:r>
+        <w:rPr>
+          <w:rFonts w:ascii="宋体" w:hAnsi="宋体" w:eastAsia="宋体"/>
+          <w:sz w:val="20"/>
+        </w:rPr>
+        <w:t>【请在此处插入图片：Canva可画模板中心截图】</w:t>
+      </w:r>
+    </w:p>
+    <w:p/>
+    <w:p/>
+    <w:p/>
+    <w:p/>
+    <w:p/>
+    <w:p/>
+    <w:p/>
+    <w:p/>
+    <w:p>
+      <w:pPr>
+        <w:jc w:val="center"/>
+      </w:pPr>
+      <w:r>
+        <w:rPr>
+          <w:rFonts w:ascii="宋体" w:hAnsi="宋体" w:eastAsia="宋体"/>
+          <w:sz w:val="20"/>
+        </w:rPr>
+        <w:t>—— 图片结束 ——</w:t>
+      </w:r>
+    </w:p>
+    <w:p/>
+    <w:p>
+      <w:pPr>
+        <w:jc w:val="center"/>
+      </w:pPr>
+      <w:r>
+        <w:rPr>
+          <w:rFonts w:ascii="宋体" w:hAnsi="宋体" w:eastAsia="宋体"/>
+          <w:sz w:val="20"/>
+        </w:rPr>
+        <w:t>【请在此处插入图片：135编辑器公众号排版界面截图】</w:t>
+      </w:r>
+    </w:p>
+    <w:p/>
+    <w:p/>
+    <w:p/>
+    <w:p/>
+    <w:p/>
+    <w:p/>
+    <w:p/>
+    <w:p/>
+    <w:p>
+      <w:pPr>
+        <w:jc w:val="center"/>
+      </w:pPr>
+      <w:r>
+        <w:rPr>
+          <w:rFonts w:ascii="宋体" w:hAnsi="宋体" w:eastAsia="宋体"/>
+          <w:sz w:val="20"/>
+        </w:rPr>
+        <w:t>—— 图片结束 ——</w:t>
+      </w:r>
+    </w:p>
+    <w:p/>
+    <w:p>
       <w:r>
         <w:rPr>
           <w:rFonts w:ascii="黑体" w:hAnsi="黑体" w:eastAsia="黑体"/>
@@ -3743,6 +6341,138 @@
       </w:r>
     </w:p>
     <w:p>
+      <w:pPr>
+        <w:jc w:val="center"/>
+      </w:pPr>
+      <w:r>
+        <w:rPr>
+          <w:rFonts w:ascii="宋体" w:hAnsi="宋体" w:eastAsia="宋体"/>
+          <w:sz w:val="20"/>
+        </w:rPr>
+        <w:t>【请在此处插入图片：新榜数据平台界面截图】</w:t>
+      </w:r>
+    </w:p>
+    <w:p/>
+    <w:p/>
+    <w:p/>
+    <w:p/>
+    <w:p/>
+    <w:p/>
+    <w:p/>
+    <w:p/>
+    <w:p>
+      <w:pPr>
+        <w:jc w:val="center"/>
+      </w:pPr>
+      <w:r>
+        <w:rPr>
+          <w:rFonts w:ascii="宋体" w:hAnsi="宋体" w:eastAsia="宋体"/>
+          <w:sz w:val="20"/>
+        </w:rPr>
+        <w:t>—— 图片结束 ——</w:t>
+      </w:r>
+    </w:p>
+    <w:p/>
+    <w:p>
+      <w:pPr>
+        <w:jc w:val="center"/>
+      </w:pPr>
+      <w:r>
+        <w:rPr>
+          <w:rFonts w:ascii="宋体" w:hAnsi="宋体" w:eastAsia="宋体"/>
+          <w:sz w:val="20"/>
+        </w:rPr>
+        <w:t>【请在此处插入图片：蝉妈妈直播数据监测界面截图】</w:t>
+      </w:r>
+    </w:p>
+    <w:p/>
+    <w:p/>
+    <w:p/>
+    <w:p/>
+    <w:p/>
+    <w:p/>
+    <w:p/>
+    <w:p/>
+    <w:p>
+      <w:pPr>
+        <w:jc w:val="center"/>
+      </w:pPr>
+      <w:r>
+        <w:rPr>
+          <w:rFonts w:ascii="宋体" w:hAnsi="宋体" w:eastAsia="宋体"/>
+          <w:sz w:val="20"/>
+        </w:rPr>
+        <w:t>—— 图片结束 ——</w:t>
+      </w:r>
+    </w:p>
+    <w:p/>
+    <w:p>
+      <w:pPr>
+        <w:jc w:val="center"/>
+      </w:pPr>
+      <w:r>
+        <w:rPr>
+          <w:rFonts w:ascii="宋体" w:hAnsi="宋体" w:eastAsia="宋体"/>
+          <w:sz w:val="20"/>
+        </w:rPr>
+        <w:t>【请在此处插入图片：千瓜数据小红书分析界面截图】</w:t>
+      </w:r>
+    </w:p>
+    <w:p/>
+    <w:p/>
+    <w:p/>
+    <w:p/>
+    <w:p/>
+    <w:p/>
+    <w:p/>
+    <w:p/>
+    <w:p>
+      <w:pPr>
+        <w:jc w:val="center"/>
+      </w:pPr>
+      <w:r>
+        <w:rPr>
+          <w:rFonts w:ascii="宋体" w:hAnsi="宋体" w:eastAsia="宋体"/>
+          <w:sz w:val="20"/>
+        </w:rPr>
+        <w:t>—— 图片结束 ——</w:t>
+      </w:r>
+    </w:p>
+    <w:p/>
+    <w:p>
+      <w:pPr>
+        <w:jc w:val="center"/>
+      </w:pPr>
+      <w:r>
+        <w:rPr>
+          <w:rFonts w:ascii="宋体" w:hAnsi="宋体" w:eastAsia="宋体"/>
+          <w:sz w:val="20"/>
+        </w:rPr>
+        <w:t>【请在此处插入图片：百度指数关键词搜索趋势截图】</w:t>
+      </w:r>
+    </w:p>
+    <w:p/>
+    <w:p/>
+    <w:p/>
+    <w:p/>
+    <w:p/>
+    <w:p/>
+    <w:p/>
+    <w:p/>
+    <w:p>
+      <w:pPr>
+        <w:jc w:val="center"/>
+      </w:pPr>
+      <w:r>
+        <w:rPr>
+          <w:rFonts w:ascii="宋体" w:hAnsi="宋体" w:eastAsia="宋体"/>
+          <w:sz w:val="20"/>
+        </w:rPr>
+        <w:t>—— 图片结束 ——</w:t>
+      </w:r>
+    </w:p>
+    <w:p/>
+    <w:p>
       <w:r>
         <w:rPr>
           <w:rFonts w:ascii="黑体" w:hAnsi="黑体" w:eastAsia="黑体"/>
@@ -3801,6 +6531,90 @@
       </w:r>
     </w:p>
     <w:p>
+      <w:pPr>
+        <w:jc w:val="center"/>
+      </w:pPr>
+      <w:r>
+        <w:rPr>
+          <w:rFonts w:ascii="宋体" w:hAnsi="宋体" w:eastAsia="宋体"/>
+          <w:sz w:val="20"/>
+        </w:rPr>
+        <w:t>【请在此处插入图片：企业微信客户/社群管理界面截图】</w:t>
+      </w:r>
+    </w:p>
+    <w:p/>
+    <w:p/>
+    <w:p/>
+    <w:p/>
+    <w:p/>
+    <w:p/>
+    <w:p/>
+    <w:p/>
+    <w:p>
+      <w:pPr>
+        <w:jc w:val="center"/>
+      </w:pPr>
+      <w:r>
+        <w:rPr>
+          <w:rFonts w:ascii="宋体" w:hAnsi="宋体" w:eastAsia="宋体"/>
+          <w:sz w:val="20"/>
+        </w:rPr>
+        <w:t>—— 图片结束 ——</w:t>
+      </w:r>
+    </w:p>
+    <w:p/>
+    <w:p>
+      <w:pPr>
+        <w:ind w:firstLine="720"/>
+      </w:pPr>
+      <w:r>
+        <w:rPr>
+          <w:rFonts w:ascii="宋体" w:hAnsi="宋体" w:eastAsia="宋体"/>
+          <w:sz w:val="24"/>
+        </w:rPr>
+        <w:t>【有赞/微盟商城后台截图位置】</w:t>
+      </w:r>
+    </w:p>
+    <w:p/>
+    <w:p/>
+    <w:p/>
+    <w:p/>
+    <w:p/>
+    <w:p/>
+    <w:p>
+      <w:pPr>
+        <w:jc w:val="center"/>
+      </w:pPr>
+      <w:r>
+        <w:rPr>
+          <w:rFonts w:ascii="宋体" w:hAnsi="宋体" w:eastAsia="宋体"/>
+          <w:sz w:val="20"/>
+        </w:rPr>
+        <w:t>【请在此处插入图片：问卷星/金数据表单制作界面截图】</w:t>
+      </w:r>
+    </w:p>
+    <w:p/>
+    <w:p/>
+    <w:p/>
+    <w:p/>
+    <w:p/>
+    <w:p/>
+    <w:p/>
+    <w:p/>
+    <w:p>
+      <w:pPr>
+        <w:jc w:val="center"/>
+      </w:pPr>
+      <w:r>
+        <w:rPr>
+          <w:rFonts w:ascii="宋体" w:hAnsi="宋体" w:eastAsia="宋体"/>
+          <w:sz w:val="20"/>
+        </w:rPr>
+        <w:t>—— 图片结束 ——</w:t>
+      </w:r>
+    </w:p>
+    <w:p/>
+    <w:p>
       <w:r>
         <w:rPr>
           <w:rFonts w:ascii="黑体" w:hAnsi="黑体" w:eastAsia="黑体"/>
@@ -3867,7 +6681,93 @@
           <w:rFonts w:ascii="宋体" w:hAnsi="宋体" w:eastAsia="宋体"/>
           <w:sz w:val="20"/>
         </w:rPr>
-        <w:t>（此处插入图片：剪映/Canva/蝉妈妈/千瓜数据工具界面截图）</w:t>
+        <w:t>【请在此处插入图片：微博热搜榜截图】</w:t>
+      </w:r>
+    </w:p>
+    <w:p/>
+    <w:p/>
+    <w:p/>
+    <w:p/>
+    <w:p/>
+    <w:p/>
+    <w:p/>
+    <w:p/>
+    <w:p>
+      <w:pPr>
+        <w:jc w:val="center"/>
+      </w:pPr>
+      <w:r>
+        <w:rPr>
+          <w:rFonts w:ascii="宋体" w:hAnsi="宋体" w:eastAsia="宋体"/>
+          <w:sz w:val="20"/>
+        </w:rPr>
+        <w:t>—— 图片结束 ——</w:t>
+      </w:r>
+    </w:p>
+    <w:p/>
+    <w:p>
+      <w:pPr>
+        <w:jc w:val="center"/>
+      </w:pPr>
+      <w:r>
+        <w:rPr>
+          <w:rFonts w:ascii="宋体" w:hAnsi="宋体" w:eastAsia="宋体"/>
+          <w:sz w:val="20"/>
+        </w:rPr>
+        <w:t>【请在此处插入图片：抖音热点宝截图】</w:t>
+      </w:r>
+    </w:p>
+    <w:p/>
+    <w:p/>
+    <w:p/>
+    <w:p/>
+    <w:p/>
+    <w:p/>
+    <w:p/>
+    <w:p/>
+    <w:p>
+      <w:pPr>
+        <w:jc w:val="center"/>
+      </w:pPr>
+      <w:r>
+        <w:rPr>
+          <w:rFonts w:ascii="宋体" w:hAnsi="宋体" w:eastAsia="宋体"/>
+          <w:sz w:val="20"/>
+        </w:rPr>
+        <w:t>—— 图片结束 ——</w:t>
+      </w:r>
+    </w:p>
+    <w:p/>
+    <w:p>
+      <w:pPr>
+        <w:jc w:val="center"/>
+      </w:pPr>
+      <w:r>
+        <w:rPr>
+          <w:rFonts w:ascii="宋体" w:hAnsi="宋体" w:eastAsia="宋体"/>
+          <w:sz w:val="20"/>
+        </w:rPr>
+        <w:t>【请在此处插入图片：今日热榜网站截图】</w:t>
+      </w:r>
+    </w:p>
+    <w:p/>
+    <w:p/>
+    <w:p/>
+    <w:p/>
+    <w:p/>
+    <w:p/>
+    <w:p/>
+    <w:p/>
+    <w:p>
+      <w:pPr>
+        <w:jc w:val="center"/>
+      </w:pPr>
+      <w:r>
+        <w:rPr>
+          <w:rFonts w:ascii="宋体" w:hAnsi="宋体" w:eastAsia="宋体"/>
+          <w:sz w:val="20"/>
+        </w:rPr>
+        <w:t>—— 图片结束 ——</w:t>
       </w:r>
     </w:p>
     <w:p/>
@@ -3977,6 +6877,72 @@
         <w:t>熟练掌握这些新媒体工具，能够大幅提升营销工作效率，让营销效果可量化、可优化，是新媒体营销从业者的必备技能。</w:t>
       </w:r>
     </w:p>
+    <w:p>
+      <w:pPr>
+        <w:jc w:val="center"/>
+      </w:pPr>
+      <w:r>
+        <w:rPr>
+          <w:rFonts w:ascii="宋体" w:hAnsi="宋体" w:eastAsia="宋体"/>
+          <w:sz w:val="20"/>
+        </w:rPr>
+        <w:t>【请在此处插入图片：营销活动各阶段工具使用流程图】</w:t>
+      </w:r>
+    </w:p>
+    <w:p/>
+    <w:p/>
+    <w:p/>
+    <w:p/>
+    <w:p/>
+    <w:p/>
+    <w:p/>
+    <w:p/>
+    <w:p>
+      <w:pPr>
+        <w:jc w:val="center"/>
+      </w:pPr>
+      <w:r>
+        <w:rPr>
+          <w:rFonts w:ascii="宋体" w:hAnsi="宋体" w:eastAsia="宋体"/>
+          <w:sz w:val="20"/>
+        </w:rPr>
+        <w:t>—— 图片结束 ——</w:t>
+      </w:r>
+    </w:p>
+    <w:p/>
+    <w:p>
+      <w:pPr>
+        <w:jc w:val="center"/>
+      </w:pPr>
+      <w:r>
+        <w:rPr>
+          <w:rFonts w:ascii="宋体" w:hAnsi="宋体" w:eastAsia="宋体"/>
+          <w:sz w:val="20"/>
+        </w:rPr>
+        <w:t>【请在此处插入图片：Excel数据复盘报表演示截图】</w:t>
+      </w:r>
+    </w:p>
+    <w:p/>
+    <w:p/>
+    <w:p/>
+    <w:p/>
+    <w:p/>
+    <w:p/>
+    <w:p/>
+    <w:p/>
+    <w:p>
+      <w:pPr>
+        <w:jc w:val="center"/>
+      </w:pPr>
+      <w:r>
+        <w:rPr>
+          <w:rFonts w:ascii="宋体" w:hAnsi="宋体" w:eastAsia="宋体"/>
+          <w:sz w:val="20"/>
+        </w:rPr>
+        <w:t>—— 图片结束 ——</w:t>
+      </w:r>
+    </w:p>
+    <w:p/>
     <w:sectPr>
       <w:pgSz w:w="12240" w:h="15840"/>
       <w:pgMar w:top="1440" w:right="1800" w:bottom="1440" w:left="1800" w:header="720" w:footer="720" w:gutter="0"/>
